--- a/Dokumentation.docx
+++ b/Dokumentation.docx
@@ -1,6 +1,6 @@
 
 <file path=word/document.xml><?xml version="1.0" encoding="utf-8"?>
-<w:document xmlns:wpc="http://schemas.microsoft.com/office/word/2010/wordprocessingCanvas" xmlns:cx="http://schemas.microsoft.com/office/drawing/2014/chartex" xmlns:cx1="http://schemas.microsoft.com/office/drawing/2015/9/8/chartex" xmlns:cx2="http://schemas.microsoft.com/office/drawing/2015/10/21/chartex" xmlns:cx3="http://schemas.microsoft.com/office/drawing/2016/5/9/chartex" xmlns:cx4="http://schemas.microsoft.com/office/drawing/2016/5/10/chartex" xmlns:cx5="http://schemas.microsoft.com/office/drawing/2016/5/11/chartex" xmlns:cx6="http://schemas.microsoft.com/office/drawing/2016/5/12/chartex" xmlns:cx7="http://schemas.microsoft.com/office/drawing/2016/5/13/chartex" xmlns:cx8="http://schemas.microsoft.com/office/drawing/2016/5/14/chartex" xmlns:mc="http://schemas.openxmlformats.org/markup-compatibility/2006" xmlns:aink="http://schemas.microsoft.com/office/drawing/2016/ink" xmlns:am3d="http://schemas.microsoft.com/office/drawing/2017/model3d" xmlns:o="urn:schemas-microsoft-com:office:office" xmlns:oel="http://schemas.microsoft.com/office/2019/extlst" xmlns:r="http://schemas.openxmlformats.org/officeDocument/2006/relationships" xmlns:m="http://schemas.openxmlformats.org/officeDocument/2006/math" xmlns:v="urn:schemas-microsoft-com:vml" xmlns:wp14="http://schemas.microsoft.com/office/word/2010/wordprocessingDrawing" xmlns:wp="http://schemas.openxmlformats.org/drawingml/2006/wordprocessingDrawing" xmlns:w10="urn:schemas-microsoft-com:office:word" xmlns:w="http://schemas.openxmlformats.org/wordprocessingml/2006/main" xmlns:w14="http://schemas.microsoft.com/office/word/2010/wordml" xmlns:w15="http://schemas.microsoft.com/office/word/2012/wordml" xmlns:w16cex="http://schemas.microsoft.com/office/word/2018/wordml/cex" xmlns:w16cid="http://schemas.microsoft.com/office/word/2016/wordml/cid" xmlns:w16="http://schemas.microsoft.com/office/word/2018/wordml" xmlns:w16du="http://schemas.microsoft.com/office/word/2023/wordml/word16du" xmlns:w16sdtdh="http://schemas.microsoft.com/office/word/2020/wordml/sdtdatahash" xmlns:w16se="http://schemas.microsoft.com/office/word/2015/wordml/symex" xmlns:wpg="http://schemas.microsoft.com/office/word/2010/wordprocessingGroup" xmlns:wpi="http://schemas.microsoft.com/office/word/2010/wordprocessingInk" xmlns:wne="http://schemas.microsoft.com/office/word/2006/wordml" xmlns:wps="http://schemas.microsoft.com/office/word/2010/wordprocessingShape" mc:Ignorable="w14 w15 w16se w16cid w16 w16cex w16sdtdh w16du wp14">
+<w:document xmlns:wpc="http://schemas.microsoft.com/office/word/2010/wordprocessingCanvas" xmlns:cx="http://schemas.microsoft.com/office/drawing/2014/chartex" xmlns:cx1="http://schemas.microsoft.com/office/drawing/2015/9/8/chartex" xmlns:cx2="http://schemas.microsoft.com/office/drawing/2015/10/21/chartex" xmlns:cx3="http://schemas.microsoft.com/office/drawing/2016/5/9/chartex" xmlns:cx4="http://schemas.microsoft.com/office/drawing/2016/5/10/chartex" xmlns:cx5="http://schemas.microsoft.com/office/drawing/2016/5/11/chartex" xmlns:cx6="http://schemas.microsoft.com/office/drawing/2016/5/12/chartex" xmlns:cx7="http://schemas.microsoft.com/office/drawing/2016/5/13/chartex" xmlns:cx8="http://schemas.microsoft.com/office/drawing/2016/5/14/chartex" xmlns:mc="http://schemas.openxmlformats.org/markup-compatibility/2006" xmlns:aink="http://schemas.microsoft.com/office/drawing/2016/ink" xmlns:am3d="http://schemas.microsoft.com/office/drawing/2017/model3d" xmlns:o="urn:schemas-microsoft-com:office:office" xmlns:oel="http://schemas.microsoft.com/office/2019/extlst" xmlns:r="http://schemas.openxmlformats.org/officeDocument/2006/relationships" xmlns:m="http://schemas.openxmlformats.org/officeDocument/2006/math" xmlns:v="urn:schemas-microsoft-com:vml" xmlns:wp14="http://schemas.microsoft.com/office/word/2010/wordprocessingDrawing" xmlns:wp="http://schemas.openxmlformats.org/drawingml/2006/wordprocessingDrawing" xmlns:w10="urn:schemas-microsoft-com:office:word" xmlns:w="http://schemas.openxmlformats.org/wordprocessingml/2006/main" xmlns:w14="http://schemas.microsoft.com/office/word/2010/wordml" xmlns:w15="http://schemas.microsoft.com/office/word/2012/wordml" xmlns:w16cex="http://schemas.microsoft.com/office/word/2018/wordml/cex" xmlns:w16cid="http://schemas.microsoft.com/office/word/2016/wordml/cid" xmlns:w16="http://schemas.microsoft.com/office/word/2018/wordml" xmlns:w16du="http://schemas.microsoft.com/office/word/2023/wordml/word16du" xmlns:w16sdtdh="http://schemas.microsoft.com/office/word/2020/wordml/sdtdatahash" xmlns:w16sdtfl="http://schemas.microsoft.com/office/word/2024/wordml/sdtformatlock" xmlns:w16se="http://schemas.microsoft.com/office/word/2015/wordml/symex" xmlns:wpg="http://schemas.microsoft.com/office/word/2010/wordprocessingGroup" xmlns:wpi="http://schemas.microsoft.com/office/word/2010/wordprocessingInk" xmlns:wne="http://schemas.microsoft.com/office/word/2006/wordml" xmlns:wps="http://schemas.microsoft.com/office/word/2010/wordprocessingShape" mc:Ignorable="w14 w15 w16se w16cid w16 w16cex w16sdtdh w16sdtfl w16du wp14">
   <w:body>
     <w:p>
       <w:pPr>
@@ -16,7 +16,7 @@
           <w:noProof/>
         </w:rPr>
         <w:drawing>
-          <wp:inline distT="0" distB="0" distL="0" distR="0" wp14:anchorId="470B7D7C" wp14:editId="3D4FAA92">
+          <wp:inline distT="0" distB="0" distL="0" distR="0" wp14:anchorId="470B7D7C" wp14:editId="4FBD1CC4">
             <wp:extent cx="3140723" cy="1057293"/>
             <wp:effectExtent l="0" t="0" r="2540" b="9525"/>
             <wp:docPr id="1" name="Grafik 1"/>
@@ -258,8 +258,13 @@
         <w:tab/>
       </w:r>
       <w:r>
-        <w:t>Tim Söns</w:t>
-      </w:r>
+        <w:t xml:space="preserve">Tim </w:t>
+      </w:r>
+      <w:proofErr w:type="spellStart"/>
+      <w:r>
+        <w:t>Söns</w:t>
+      </w:r>
+      <w:proofErr w:type="spellEnd"/>
       <w:r>
         <w:t>,</w:t>
       </w:r>
@@ -382,7 +387,7 @@
           <w:r>
             <w:fldChar w:fldCharType="separate"/>
           </w:r>
-          <w:hyperlink w:anchor="_Toc184029468" w:history="1">
+          <w:hyperlink w:anchor="_Toc187158018" w:history="1">
             <w:r>
               <w:rPr>
                 <w:rStyle w:val="Hyperlink"/>
@@ -423,7 +428,7 @@
               <w:rPr>
                 <w:webHidden/>
               </w:rPr>
-              <w:instrText xml:space="preserve"> PAGEREF _Toc184029468 \h </w:instrText>
+              <w:instrText xml:space="preserve"> PAGEREF _Toc187158018 \h </w:instrText>
             </w:r>
             <w:r>
               <w:rPr>
@@ -463,7 +468,7 @@
               <w14:ligatures w14:val="standardContextual"/>
             </w:rPr>
           </w:pPr>
-          <w:hyperlink w:anchor="_Toc184029469" w:history="1">
+          <w:hyperlink w:anchor="_Toc187158019" w:history="1">
             <w:r>
               <w:rPr>
                 <w:rStyle w:val="Hyperlink"/>
@@ -504,7 +509,7 @@
               <w:rPr>
                 <w:webHidden/>
               </w:rPr>
-              <w:instrText xml:space="preserve"> PAGEREF _Toc184029469 \h </w:instrText>
+              <w:instrText xml:space="preserve"> PAGEREF _Toc187158019 \h </w:instrText>
             </w:r>
             <w:r>
               <w:rPr>
@@ -543,7 +548,7 @@
               <w14:ligatures w14:val="standardContextual"/>
             </w:rPr>
           </w:pPr>
-          <w:hyperlink w:anchor="_Toc184029470" w:history="1">
+          <w:hyperlink w:anchor="_Toc187158020" w:history="1">
             <w:r>
               <w:rPr>
                 <w:rStyle w:val="Hyperlink"/>
@@ -588,7 +593,7 @@
                 <w:noProof/>
                 <w:webHidden/>
               </w:rPr>
-              <w:instrText xml:space="preserve"> PAGEREF _Toc184029470 \h </w:instrText>
+              <w:instrText xml:space="preserve"> PAGEREF _Toc187158020 \h </w:instrText>
             </w:r>
             <w:r>
               <w:rPr>
@@ -631,7 +636,7 @@
               <w14:ligatures w14:val="standardContextual"/>
             </w:rPr>
           </w:pPr>
-          <w:hyperlink w:anchor="_Toc184029471" w:history="1">
+          <w:hyperlink w:anchor="_Toc187158021" w:history="1">
             <w:r>
               <w:rPr>
                 <w:rStyle w:val="Hyperlink"/>
@@ -676,7 +681,7 @@
                 <w:noProof/>
                 <w:webHidden/>
               </w:rPr>
-              <w:instrText xml:space="preserve"> PAGEREF _Toc184029471 \h </w:instrText>
+              <w:instrText xml:space="preserve"> PAGEREF _Toc187158021 \h </w:instrText>
             </w:r>
             <w:r>
               <w:rPr>
@@ -719,7 +724,7 @@
               <w14:ligatures w14:val="standardContextual"/>
             </w:rPr>
           </w:pPr>
-          <w:hyperlink w:anchor="_Toc184029472" w:history="1">
+          <w:hyperlink w:anchor="_Toc187158022" w:history="1">
             <w:r>
               <w:rPr>
                 <w:rStyle w:val="Hyperlink"/>
@@ -764,7 +769,95 @@
                 <w:noProof/>
                 <w:webHidden/>
               </w:rPr>
-              <w:instrText xml:space="preserve"> PAGEREF _Toc184029472 \h </w:instrText>
+              <w:instrText xml:space="preserve"> PAGEREF _Toc187158022 \h </w:instrText>
+            </w:r>
+            <w:r>
+              <w:rPr>
+                <w:noProof/>
+                <w:webHidden/>
+              </w:rPr>
+            </w:r>
+            <w:r>
+              <w:rPr>
+                <w:noProof/>
+                <w:webHidden/>
+              </w:rPr>
+              <w:fldChar w:fldCharType="separate"/>
+            </w:r>
+            <w:r>
+              <w:rPr>
+                <w:noProof/>
+                <w:webHidden/>
+              </w:rPr>
+              <w:t>1</w:t>
+            </w:r>
+            <w:r>
+              <w:rPr>
+                <w:noProof/>
+                <w:webHidden/>
+              </w:rPr>
+              <w:fldChar w:fldCharType="end"/>
+            </w:r>
+          </w:hyperlink>
+        </w:p>
+        <w:p>
+          <w:pPr>
+            <w:pStyle w:val="Verzeichnis3"/>
+            <w:rPr>
+              <w:rFonts w:eastAsiaTheme="minorEastAsia"/>
+              <w:noProof/>
+              <w:kern w:val="2"/>
+              <w:szCs w:val="24"/>
+              <w:lang w:eastAsia="de-DE"/>
+              <w14:ligatures w14:val="standardContextual"/>
+            </w:rPr>
+          </w:pPr>
+          <w:hyperlink w:anchor="_Toc187158023" w:history="1">
+            <w:r>
+              <w:rPr>
+                <w:rStyle w:val="Hyperlink"/>
+                <w:noProof/>
+              </w:rPr>
+              <w:t>2.3.1</w:t>
+            </w:r>
+            <w:r>
+              <w:rPr>
+                <w:rFonts w:eastAsiaTheme="minorEastAsia"/>
+                <w:noProof/>
+                <w:kern w:val="2"/>
+                <w:szCs w:val="24"/>
+                <w:lang w:eastAsia="de-DE"/>
+                <w14:ligatures w14:val="standardContextual"/>
+              </w:rPr>
+              <w:tab/>
+            </w:r>
+            <w:r>
+              <w:rPr>
+                <w:rStyle w:val="Hyperlink"/>
+                <w:noProof/>
+              </w:rPr>
+              <w:t>HSV-Farbraum</w:t>
+            </w:r>
+            <w:r>
+              <w:rPr>
+                <w:noProof/>
+                <w:webHidden/>
+              </w:rPr>
+              <w:tab/>
+            </w:r>
+            <w:r>
+              <w:rPr>
+                <w:noProof/>
+                <w:webHidden/>
+              </w:rPr>
+              <w:fldChar w:fldCharType="begin"/>
+            </w:r>
+            <w:r>
+              <w:rPr>
+                <w:noProof/>
+                <w:webHidden/>
+              </w:rPr>
+              <w:instrText xml:space="preserve"> PAGEREF _Toc187158023 \h </w:instrText>
             </w:r>
             <w:r>
               <w:rPr>
@@ -808,7 +901,7 @@
               <w14:ligatures w14:val="standardContextual"/>
             </w:rPr>
           </w:pPr>
-          <w:hyperlink w:anchor="_Toc184029473" w:history="1">
+          <w:hyperlink w:anchor="_Toc187158024" w:history="1">
             <w:r>
               <w:rPr>
                 <w:rStyle w:val="Hyperlink"/>
@@ -849,7 +942,7 @@
               <w:rPr>
                 <w:webHidden/>
               </w:rPr>
-              <w:instrText xml:space="preserve"> PAGEREF _Toc184029473 \h </w:instrText>
+              <w:instrText xml:space="preserve"> PAGEREF _Toc187158024 \h </w:instrText>
             </w:r>
             <w:r>
               <w:rPr>
@@ -866,7 +959,7 @@
               <w:rPr>
                 <w:webHidden/>
               </w:rPr>
-              <w:t>2</w:t>
+              <w:t>4</w:t>
             </w:r>
             <w:r>
               <w:rPr>
@@ -888,7 +981,7 @@
               <w14:ligatures w14:val="standardContextual"/>
             </w:rPr>
           </w:pPr>
-          <w:hyperlink w:anchor="_Toc184029474" w:history="1">
+          <w:hyperlink w:anchor="_Toc187158025" w:history="1">
             <w:r>
               <w:rPr>
                 <w:rStyle w:val="Hyperlink"/>
@@ -933,7 +1026,7 @@
                 <w:noProof/>
                 <w:webHidden/>
               </w:rPr>
-              <w:instrText xml:space="preserve"> PAGEREF _Toc184029474 \h </w:instrText>
+              <w:instrText xml:space="preserve"> PAGEREF _Toc187158025 \h </w:instrText>
             </w:r>
             <w:r>
               <w:rPr>
@@ -953,7 +1046,7 @@
                 <w:noProof/>
                 <w:webHidden/>
               </w:rPr>
-              <w:t>2</w:t>
+              <w:t>4</w:t>
             </w:r>
             <w:r>
               <w:rPr>
@@ -976,7 +1069,7 @@
               <w14:ligatures w14:val="standardContextual"/>
             </w:rPr>
           </w:pPr>
-          <w:hyperlink w:anchor="_Toc184029475" w:history="1">
+          <w:hyperlink w:anchor="_Toc187158026" w:history="1">
             <w:r>
               <w:rPr>
                 <w:rStyle w:val="Hyperlink"/>
@@ -1021,7 +1114,7 @@
                 <w:noProof/>
                 <w:webHidden/>
               </w:rPr>
-              <w:instrText xml:space="preserve"> PAGEREF _Toc184029475 \h </w:instrText>
+              <w:instrText xml:space="preserve"> PAGEREF _Toc187158026 \h </w:instrText>
             </w:r>
             <w:r>
               <w:rPr>
@@ -1041,7 +1134,7 @@
                 <w:noProof/>
                 <w:webHidden/>
               </w:rPr>
-              <w:t>2</w:t>
+              <w:t>4</w:t>
             </w:r>
             <w:r>
               <w:rPr>
@@ -1064,7 +1157,7 @@
               <w14:ligatures w14:val="standardContextual"/>
             </w:rPr>
           </w:pPr>
-          <w:hyperlink w:anchor="_Toc184029476" w:history="1">
+          <w:hyperlink w:anchor="_Toc187158027" w:history="1">
             <w:r>
               <w:rPr>
                 <w:rStyle w:val="Hyperlink"/>
@@ -1109,7 +1202,7 @@
                 <w:noProof/>
                 <w:webHidden/>
               </w:rPr>
-              <w:instrText xml:space="preserve"> PAGEREF _Toc184029476 \h </w:instrText>
+              <w:instrText xml:space="preserve"> PAGEREF _Toc187158027 \h </w:instrText>
             </w:r>
             <w:r>
               <w:rPr>
@@ -1129,7 +1222,7 @@
                 <w:noProof/>
                 <w:webHidden/>
               </w:rPr>
-              <w:t>2</w:t>
+              <w:t>4</w:t>
             </w:r>
             <w:r>
               <w:rPr>
@@ -1153,7 +1246,7 @@
               <w14:ligatures w14:val="standardContextual"/>
             </w:rPr>
           </w:pPr>
-          <w:hyperlink w:anchor="_Toc184029477" w:history="1">
+          <w:hyperlink w:anchor="_Toc187158028" w:history="1">
             <w:r>
               <w:rPr>
                 <w:rStyle w:val="Hyperlink"/>
@@ -1194,7 +1287,7 @@
               <w:rPr>
                 <w:webHidden/>
               </w:rPr>
-              <w:instrText xml:space="preserve"> PAGEREF _Toc184029477 \h </w:instrText>
+              <w:instrText xml:space="preserve"> PAGEREF _Toc187158028 \h </w:instrText>
             </w:r>
             <w:r>
               <w:rPr>
@@ -1211,7 +1304,7 @@
               <w:rPr>
                 <w:webHidden/>
               </w:rPr>
-              <w:t>3</w:t>
+              <w:t>5</w:t>
             </w:r>
             <w:r>
               <w:rPr>
@@ -1233,7 +1326,7 @@
               <w14:ligatures w14:val="standardContextual"/>
             </w:rPr>
           </w:pPr>
-          <w:hyperlink w:anchor="_Toc184029478" w:history="1">
+          <w:hyperlink w:anchor="_Toc187158029" w:history="1">
             <w:r>
               <w:rPr>
                 <w:rStyle w:val="Hyperlink"/>
@@ -1278,7 +1371,7 @@
                 <w:noProof/>
                 <w:webHidden/>
               </w:rPr>
-              <w:instrText xml:space="preserve"> PAGEREF _Toc184029478 \h </w:instrText>
+              <w:instrText xml:space="preserve"> PAGEREF _Toc187158029 \h </w:instrText>
             </w:r>
             <w:r>
               <w:rPr>
@@ -1298,7 +1391,7 @@
                 <w:noProof/>
                 <w:webHidden/>
               </w:rPr>
-              <w:t>3</w:t>
+              <w:t>5</w:t>
             </w:r>
             <w:r>
               <w:rPr>
@@ -1321,7 +1414,7 @@
               <w14:ligatures w14:val="standardContextual"/>
             </w:rPr>
           </w:pPr>
-          <w:hyperlink w:anchor="_Toc184029479" w:history="1">
+          <w:hyperlink w:anchor="_Toc187158030" w:history="1">
             <w:r>
               <w:rPr>
                 <w:rStyle w:val="Hyperlink"/>
@@ -1366,7 +1459,7 @@
                 <w:noProof/>
                 <w:webHidden/>
               </w:rPr>
-              <w:instrText xml:space="preserve"> PAGEREF _Toc184029479 \h </w:instrText>
+              <w:instrText xml:space="preserve"> PAGEREF _Toc187158030 \h </w:instrText>
             </w:r>
             <w:r>
               <w:rPr>
@@ -1386,7 +1479,7 @@
                 <w:noProof/>
                 <w:webHidden/>
               </w:rPr>
-              <w:t>3</w:t>
+              <w:t>5</w:t>
             </w:r>
             <w:r>
               <w:rPr>
@@ -1409,7 +1502,7 @@
               <w14:ligatures w14:val="standardContextual"/>
             </w:rPr>
           </w:pPr>
-          <w:hyperlink w:anchor="_Toc184029480" w:history="1">
+          <w:hyperlink w:anchor="_Toc187158031" w:history="1">
             <w:r>
               <w:rPr>
                 <w:rStyle w:val="Hyperlink"/>
@@ -1454,7 +1547,7 @@
                 <w:noProof/>
                 <w:webHidden/>
               </w:rPr>
-              <w:instrText xml:space="preserve"> PAGEREF _Toc184029480 \h </w:instrText>
+              <w:instrText xml:space="preserve"> PAGEREF _Toc187158031 \h </w:instrText>
             </w:r>
             <w:r>
               <w:rPr>
@@ -1474,7 +1567,7 @@
                 <w:noProof/>
                 <w:webHidden/>
               </w:rPr>
-              <w:t>3</w:t>
+              <w:t>5</w:t>
             </w:r>
             <w:r>
               <w:rPr>
@@ -1498,7 +1591,7 @@
               <w14:ligatures w14:val="standardContextual"/>
             </w:rPr>
           </w:pPr>
-          <w:hyperlink w:anchor="_Toc184029481" w:history="1">
+          <w:hyperlink w:anchor="_Toc187158032" w:history="1">
             <w:r>
               <w:rPr>
                 <w:rStyle w:val="Hyperlink"/>
@@ -1539,7 +1632,7 @@
               <w:rPr>
                 <w:webHidden/>
               </w:rPr>
-              <w:instrText xml:space="preserve"> PAGEREF _Toc184029481 \h </w:instrText>
+              <w:instrText xml:space="preserve"> PAGEREF _Toc187158032 \h </w:instrText>
             </w:r>
             <w:r>
               <w:rPr>
@@ -1579,7 +1672,7 @@
               <w14:ligatures w14:val="standardContextual"/>
             </w:rPr>
           </w:pPr>
-          <w:hyperlink w:anchor="_Toc184029482" w:history="1">
+          <w:hyperlink w:anchor="_Toc187158033" w:history="1">
             <w:r>
               <w:rPr>
                 <w:rStyle w:val="Hyperlink"/>
@@ -1620,7 +1713,7 @@
               <w:rPr>
                 <w:webHidden/>
               </w:rPr>
-              <w:instrText xml:space="preserve"> PAGEREF _Toc184029482 \h </w:instrText>
+              <w:instrText xml:space="preserve"> PAGEREF _Toc187158033 \h </w:instrText>
             </w:r>
             <w:r>
               <w:rPr>
@@ -1686,7 +1779,7 @@
       <w:pPr>
         <w:pStyle w:val="berschrift1"/>
       </w:pPr>
-      <w:bookmarkStart w:id="0" w:name="_Toc184029468"/>
+      <w:bookmarkStart w:id="0" w:name="_Toc187158018"/>
       <w:r>
         <w:lastRenderedPageBreak/>
         <w:t>Einleitung</w:t>
@@ -1697,7 +1790,7 @@
       <w:pPr>
         <w:pStyle w:val="berschrift1"/>
       </w:pPr>
-      <w:bookmarkStart w:id="1" w:name="_Toc184029469"/>
+      <w:bookmarkStart w:id="1" w:name="_Toc187158019"/>
       <w:r>
         <w:t>Technischer Hintergrund</w:t>
       </w:r>
@@ -1707,7 +1800,7 @@
       <w:pPr>
         <w:pStyle w:val="berschrift2"/>
       </w:pPr>
-      <w:bookmarkStart w:id="2" w:name="_Toc184029470"/>
+      <w:bookmarkStart w:id="2" w:name="_Toc187158020"/>
       <w:r>
         <w:t>Kantendetektion</w:t>
       </w:r>
@@ -1717,7 +1810,7 @@
       <w:pPr>
         <w:pStyle w:val="berschrift2"/>
       </w:pPr>
-      <w:bookmarkStart w:id="3" w:name="_Toc184029471"/>
+      <w:bookmarkStart w:id="3" w:name="_Toc187158021"/>
       <w:r>
         <w:t>Farbkorrektur</w:t>
       </w:r>
@@ -1727,12 +1820,392 @@
       <w:pPr>
         <w:pStyle w:val="berschrift2"/>
       </w:pPr>
-      <w:bookmarkStart w:id="4" w:name="_Toc184029472"/>
+      <w:bookmarkStart w:id="4" w:name="_Toc187158022"/>
       <w:r>
         <w:t>Farberkennung</w:t>
       </w:r>
       <w:bookmarkEnd w:id="4"/>
     </w:p>
+    <w:p>
+      <w:pPr>
+        <w:pStyle w:val="berschrift3"/>
+      </w:pPr>
+      <w:bookmarkStart w:id="5" w:name="_Toc187158023"/>
+      <w:r>
+        <w:t>HSV-Farbraum</w:t>
+      </w:r>
+      <w:bookmarkEnd w:id="5"/>
+    </w:p>
+    <w:p>
+      <w:r>
+        <w:t>Der HSV-Farbraum (Hue, Saturation, Value) ist eine weit verbreitete Methode zur Farbrepräsentation in der Bildverarbeitung. Er basiert auf einem zylindrischen Koordinatensystem, das Farben intuitiver darstellt als der RGB-Farbraum, der primär aus den Grundfarben Rot, Grün und Blau besteht. Durch seine Struktur bietet der HSV-Farbraum erhebliche Vorteile, insbesondere bei Aufgaben der Farbdetektion.</w:t>
+      </w:r>
+    </w:p>
+    <w:p>
+      <w:pPr>
+        <w:numPr>
+          <w:ilvl w:val="0"/>
+          <w:numId w:val="14"/>
+        </w:numPr>
+      </w:pPr>
+      <w:r>
+        <w:rPr>
+          <w:b/>
+          <w:bCs/>
+        </w:rPr>
+        <w:t>Hue (Farbton)</w:t>
+      </w:r>
+      <w:r>
+        <w:t>:</w:t>
+      </w:r>
+    </w:p>
+    <w:p>
+      <w:pPr>
+        <w:numPr>
+          <w:ilvl w:val="1"/>
+          <w:numId w:val="14"/>
+        </w:numPr>
+      </w:pPr>
+      <w:r>
+        <w:t>Hue beschreibt die Farbe selbst und wird als Winkel auf einem Farbkreis angegeben (0° bis 360°). Beispielsweise repräsentiert 0° Rot, 120° Grün und 240° Blau.</w:t>
+      </w:r>
+    </w:p>
+    <w:p>
+      <w:pPr>
+        <w:numPr>
+          <w:ilvl w:val="0"/>
+          <w:numId w:val="14"/>
+        </w:numPr>
+      </w:pPr>
+      <w:r>
+        <w:rPr>
+          <w:b/>
+          <w:bCs/>
+        </w:rPr>
+        <w:t>Saturation (Sättigung)</w:t>
+      </w:r>
+      <w:r>
+        <w:t>:</w:t>
+      </w:r>
+    </w:p>
+    <w:p>
+      <w:pPr>
+        <w:numPr>
+          <w:ilvl w:val="1"/>
+          <w:numId w:val="14"/>
+        </w:numPr>
+      </w:pPr>
+      <w:r>
+        <w:t>Saturation gibt an, wie "rein" eine Farbe ist. Eine hohe Sättigung bedeutet eine intensive Farbe, während eine niedrige Sättigung auf eine graue, entsättigte Farbe hinweist. Die Sättigung wird als Wert zwischen 0 und 1 (oder 0–100 %) dargestellt.</w:t>
+      </w:r>
+    </w:p>
+    <w:p>
+      <w:pPr>
+        <w:numPr>
+          <w:ilvl w:val="0"/>
+          <w:numId w:val="14"/>
+        </w:numPr>
+      </w:pPr>
+      <w:r>
+        <w:rPr>
+          <w:b/>
+          <w:bCs/>
+        </w:rPr>
+        <w:t>Value (Helligkeit)</w:t>
+      </w:r>
+      <w:r>
+        <w:t>:</w:t>
+      </w:r>
+    </w:p>
+    <w:p>
+      <w:pPr>
+        <w:numPr>
+          <w:ilvl w:val="1"/>
+          <w:numId w:val="14"/>
+        </w:numPr>
+      </w:pPr>
+      <w:r>
+        <w:t>Value beschreibt die Helligkeit oder Intensität einer Farbe, ebenfalls mit einem Wertebereich von 0 bis 1 (oder 0–100 %). Ein Value von 0 bedeutet Schwarz, während ein Value von 1 die maximale Helligkeit darstellt.</w:t>
+      </w:r>
+    </w:p>
+    <w:p>
+      <w:pPr>
+        <w:rPr>
+          <w:b/>
+          <w:bCs/>
+        </w:rPr>
+      </w:pPr>
+      <w:r>
+        <w:rPr>
+          <w:b/>
+          <w:bCs/>
+        </w:rPr>
+        <w:t>Vorteile des HSV-Farbraums bei der Farbdetektion</w:t>
+      </w:r>
+    </w:p>
+    <w:p>
+      <w:pPr>
+        <w:numPr>
+          <w:ilvl w:val="0"/>
+          <w:numId w:val="15"/>
+        </w:numPr>
+      </w:pPr>
+      <w:r>
+        <w:rPr>
+          <w:b/>
+          <w:bCs/>
+        </w:rPr>
+        <w:t>Entkopplung von Farbe und Helligkeit</w:t>
+      </w:r>
+      <w:r>
+        <w:t>:</w:t>
+      </w:r>
+    </w:p>
+    <w:p>
+      <w:pPr>
+        <w:numPr>
+          <w:ilvl w:val="1"/>
+          <w:numId w:val="15"/>
+        </w:numPr>
+      </w:pPr>
+      <w:r>
+        <w:lastRenderedPageBreak/>
+        <w:t>Im Gegensatz zum RGB-Farbraum trennt der HSV-Farbraum den Farbton (Hue) klar von der Helligkeit (Value). Dies erleichtert die Detektion spezifischer Farben, da diese nicht von Beleuchtungsveränderungen oder Schatten beeinflusst werden. Beispielsweise können rote Objekte erkannt werden, selbst wenn sie unter verschiedenen Lichtbedingungen auftreten.</w:t>
+      </w:r>
+    </w:p>
+    <w:p>
+      <w:pPr>
+        <w:numPr>
+          <w:ilvl w:val="0"/>
+          <w:numId w:val="15"/>
+        </w:numPr>
+      </w:pPr>
+      <w:r>
+        <w:rPr>
+          <w:b/>
+          <w:bCs/>
+        </w:rPr>
+        <w:t>Intuitive Farbbeschreibung</w:t>
+      </w:r>
+      <w:r>
+        <w:t>:</w:t>
+      </w:r>
+    </w:p>
+    <w:p>
+      <w:pPr>
+        <w:numPr>
+          <w:ilvl w:val="1"/>
+          <w:numId w:val="15"/>
+        </w:numPr>
+      </w:pPr>
+      <w:r>
+        <w:t>Der HSV-Farbraum entspricht eher der menschlichen Wahrnehmung von Farben. Durch die Verwendung von Farbton und Sättigung lassen sich Farbgrenzen einfacher definieren. So kann beispielsweise ein Farbbereich für Blau als 200° bis 250° (Hue) mit einer minimalen Sättigung und einem ausreichenden Helligkeitswert spezifiziert werden.</w:t>
+      </w:r>
+    </w:p>
+    <w:p>
+      <w:pPr>
+        <w:numPr>
+          <w:ilvl w:val="0"/>
+          <w:numId w:val="15"/>
+        </w:numPr>
+      </w:pPr>
+      <w:r>
+        <w:rPr>
+          <w:b/>
+          <w:bCs/>
+        </w:rPr>
+        <w:t>Effiziente Filterung von Farben</w:t>
+      </w:r>
+      <w:r>
+        <w:t>:</w:t>
+      </w:r>
+    </w:p>
+    <w:p>
+      <w:pPr>
+        <w:numPr>
+          <w:ilvl w:val="1"/>
+          <w:numId w:val="15"/>
+        </w:numPr>
+      </w:pPr>
+      <w:r>
+        <w:t>Dank der separaten Achsen für Farbton, Sättigung und Helligkeit können Farben gezielt gefiltert werden. In der Bildverarbeitung ist es üblich, einen HSV-Maskierungsprozess zu verwenden, um Pixel mit gewünschten Eigenschaften zu extrahieren und andere zu ignorieren.</w:t>
+      </w:r>
+    </w:p>
+    <w:p>
+      <w:pPr>
+        <w:numPr>
+          <w:ilvl w:val="0"/>
+          <w:numId w:val="15"/>
+        </w:numPr>
+      </w:pPr>
+      <w:r>
+        <w:rPr>
+          <w:b/>
+          <w:bCs/>
+        </w:rPr>
+        <w:t>Robustheit gegen Beleuchtungsänderungen</w:t>
+      </w:r>
+      <w:r>
+        <w:t>:</w:t>
+      </w:r>
+    </w:p>
+    <w:p>
+      <w:pPr>
+        <w:numPr>
+          <w:ilvl w:val="1"/>
+          <w:numId w:val="15"/>
+        </w:numPr>
+      </w:pPr>
+      <w:r>
+        <w:t>Da der Farbton im HSV-Farbraum unabhängig von der Beleuchtung bleibt, ist der HSV-Farbraum besonders robust bei variierenden Lichtverhältnissen. Dies ist in realen Anwendungen, wie der Objekterkennung oder der robotischen Navigation, von großem Vorteil.</w:t>
+      </w:r>
+    </w:p>
+    <w:p>
+      <w:pPr>
+        <w:numPr>
+          <w:ilvl w:val="0"/>
+          <w:numId w:val="15"/>
+        </w:numPr>
+      </w:pPr>
+      <w:r>
+        <w:rPr>
+          <w:b/>
+          <w:bCs/>
+        </w:rPr>
+        <w:t>Einfache Implementierung von Schwellenwerten</w:t>
+      </w:r>
+      <w:r>
+        <w:t>:</w:t>
+      </w:r>
+    </w:p>
+    <w:p>
+      <w:pPr>
+        <w:numPr>
+          <w:ilvl w:val="1"/>
+          <w:numId w:val="15"/>
+        </w:numPr>
+      </w:pPr>
+      <w:r>
+        <w:t xml:space="preserve">Durch die einfache Segmentierungsmöglichkeit können klare Schwellenwerte für jeden der drei Parameter (Hue, Saturation, Value) definiert werden. Diese Schwellenwerte können gezielt zur Segmentierung bestimmter Farbbereiche genutzt werden, </w:t>
+      </w:r>
+      <w:r>
+        <w:lastRenderedPageBreak/>
+        <w:t>beispielsweise für Verkehrszeichen oder Fruchtanalyse in der Landwirtschaft.</w:t>
+      </w:r>
+    </w:p>
+    <w:p>
+      <w:pPr>
+        <w:rPr>
+          <w:b/>
+          <w:bCs/>
+        </w:rPr>
+      </w:pPr>
+      <w:r>
+        <w:rPr>
+          <w:b/>
+          <w:bCs/>
+        </w:rPr>
+        <w:t>Anwendungen des HSV-Farbraums</w:t>
+      </w:r>
+    </w:p>
+    <w:p>
+      <w:r>
+        <w:t>Der HSV-Farbraum findet breite Anwendung in vielen Bereichen der Bildverarbeitung, darunter:</w:t>
+      </w:r>
+    </w:p>
+    <w:p>
+      <w:pPr>
+        <w:numPr>
+          <w:ilvl w:val="0"/>
+          <w:numId w:val="16"/>
+        </w:numPr>
+      </w:pPr>
+      <w:r>
+        <w:rPr>
+          <w:b/>
+          <w:bCs/>
+        </w:rPr>
+        <w:t>Objekterkennung</w:t>
+      </w:r>
+      <w:r>
+        <w:t>: Zum Beispiel zur Detektion von Verkehrszeichen oder Markierungen.</w:t>
+      </w:r>
+    </w:p>
+    <w:p>
+      <w:pPr>
+        <w:numPr>
+          <w:ilvl w:val="0"/>
+          <w:numId w:val="16"/>
+        </w:numPr>
+      </w:pPr>
+      <w:r>
+        <w:rPr>
+          <w:b/>
+          <w:bCs/>
+        </w:rPr>
+        <w:t>Bildbearbeitung</w:t>
+      </w:r>
+      <w:r>
+        <w:t>: Zur selektiven Farbmanipulation.</w:t>
+      </w:r>
+    </w:p>
+    <w:p>
+      <w:pPr>
+        <w:numPr>
+          <w:ilvl w:val="0"/>
+          <w:numId w:val="16"/>
+        </w:numPr>
+      </w:pPr>
+      <w:r>
+        <w:rPr>
+          <w:b/>
+          <w:bCs/>
+        </w:rPr>
+        <w:t>Medizinische Bildverarbeitung</w:t>
+      </w:r>
+      <w:r>
+        <w:t>: Um Gewebearten anhand von Farbcharakteristika zu differenzieren.</w:t>
+      </w:r>
+    </w:p>
+    <w:p>
+      <w:pPr>
+        <w:numPr>
+          <w:ilvl w:val="0"/>
+          <w:numId w:val="16"/>
+        </w:numPr>
+      </w:pPr>
+      <w:r>
+        <w:rPr>
+          <w:b/>
+          <w:bCs/>
+        </w:rPr>
+        <w:t>Automatisierung und Robotik</w:t>
+      </w:r>
+      <w:r>
+        <w:t>: Zur Orientierung in farblich kodierten Umgebungen.</w:t>
+      </w:r>
+    </w:p>
+    <w:p>
+      <w:pPr>
+        <w:rPr>
+          <w:b/>
+          <w:bCs/>
+        </w:rPr>
+      </w:pPr>
+      <w:r>
+        <w:rPr>
+          <w:b/>
+          <w:bCs/>
+        </w:rPr>
+        <w:t>Fazit</w:t>
+      </w:r>
+    </w:p>
+    <w:p>
+      <w:r>
+        <w:t>Der HSV-Farbraum bietet durch seine intuitive Struktur und die Entkopplung von Farbton, Sättigung und Helligkeit signifikante Vorteile bei der Farbdetektion. Diese Eigenschaften machen ihn zu einer idealen Wahl für zahlreiche Anwendungen in der Bildverarbeitung und darüber hinaus. Seine Robustheit gegen Beleuchtungsveränderungen und die einfache Implementierung von Farbfiltern unterstreichen seine Bedeutung als grundlegendes Werkzeug für moderne Technologien.</w:t>
+      </w:r>
+    </w:p>
+    <w:p/>
     <w:p>
       <w:pPr>
         <w:spacing w:before="0" w:after="160" w:line="259" w:lineRule="auto"/>
@@ -1752,20 +2225,10 @@
       <w:pPr>
         <w:pStyle w:val="berschrift1"/>
       </w:pPr>
-      <w:bookmarkStart w:id="5" w:name="_Toc184029473"/>
+      <w:bookmarkStart w:id="6" w:name="_Toc187158024"/>
       <w:r>
         <w:lastRenderedPageBreak/>
         <w:t>Aufbau des Programms</w:t>
-      </w:r>
-      <w:bookmarkEnd w:id="5"/>
-    </w:p>
-    <w:p>
-      <w:pPr>
-        <w:pStyle w:val="berschrift2"/>
-      </w:pPr>
-      <w:bookmarkStart w:id="6" w:name="_Toc184029474"/>
-      <w:r>
-        <w:t>Kantendetektion</w:t>
       </w:r>
       <w:bookmarkEnd w:id="6"/>
     </w:p>
@@ -1773,19 +2236,33 @@
       <w:pPr>
         <w:pStyle w:val="berschrift2"/>
       </w:pPr>
-      <w:bookmarkStart w:id="7" w:name="_Toc184029475"/>
-      <w:r>
-        <w:t>Farbkorrektur</w:t>
+      <w:bookmarkStart w:id="7" w:name="_Toc187158025"/>
+      <w:r>
+        <w:t>Kantendetektion</w:t>
       </w:r>
       <w:bookmarkEnd w:id="7"/>
     </w:p>
     <w:p>
       <w:pPr>
+        <w:pStyle w:val="berschrift2"/>
+      </w:pPr>
+      <w:bookmarkStart w:id="8" w:name="_Toc187158026"/>
+      <w:r>
+        <w:t>Farbkorrektur</w:t>
+      </w:r>
+      <w:bookmarkEnd w:id="8"/>
+    </w:p>
+    <w:p>
+      <w:pPr>
         <w:rPr>
           <w:rFonts w:eastAsiaTheme="minorEastAsia"/>
+          <w:lang w:val="en-GB"/>
         </w:rPr>
       </w:pPr>
       <w:r>
+        <w:rPr>
+          <w:lang w:val="en-GB"/>
+        </w:rPr>
         <w:t xml:space="preserve">Ground Truth: </w:t>
       </w:r>
       <m:oMath>
@@ -1804,6 +2281,191 @@
                 <w:rFonts w:ascii="Cambria Math" w:hAnsi="Cambria Math"/>
               </w:rPr>
               <m:t>σ</m:t>
+            </m:r>
+          </m:e>
+          <m:sub>
+            <m:r>
+              <w:rPr>
+                <w:rFonts w:ascii="Cambria Math" w:hAnsi="Cambria Math"/>
+              </w:rPr>
+              <m:t>r</m:t>
+            </m:r>
+          </m:sub>
+        </m:sSub>
+        <m:r>
+          <w:rPr>
+            <w:rFonts w:ascii="Cambria Math" w:hAnsi="Cambria Math"/>
+            <w:lang w:val="en-GB"/>
+          </w:rPr>
+          <m:t xml:space="preserve">, </m:t>
+        </m:r>
+        <m:sSub>
+          <m:sSubPr>
+            <m:ctrlPr>
+              <w:rPr>
+                <w:rFonts w:ascii="Cambria Math" w:hAnsi="Cambria Math"/>
+                <w:i/>
+              </w:rPr>
+            </m:ctrlPr>
+          </m:sSubPr>
+          <m:e>
+            <m:r>
+              <w:rPr>
+                <w:rFonts w:ascii="Cambria Math" w:hAnsi="Cambria Math"/>
+              </w:rPr>
+              <m:t>σ</m:t>
+            </m:r>
+          </m:e>
+          <m:sub>
+            <m:r>
+              <w:rPr>
+                <w:rFonts w:ascii="Cambria Math" w:hAnsi="Cambria Math"/>
+              </w:rPr>
+              <m:t>g</m:t>
+            </m:r>
+          </m:sub>
+        </m:sSub>
+        <m:r>
+          <w:rPr>
+            <w:rFonts w:ascii="Cambria Math" w:hAnsi="Cambria Math"/>
+            <w:lang w:val="en-GB"/>
+          </w:rPr>
+          <m:t xml:space="preserve">, </m:t>
+        </m:r>
+        <m:sSub>
+          <m:sSubPr>
+            <m:ctrlPr>
+              <w:rPr>
+                <w:rFonts w:ascii="Cambria Math" w:hAnsi="Cambria Math"/>
+                <w:i/>
+              </w:rPr>
+            </m:ctrlPr>
+          </m:sSubPr>
+          <m:e>
+            <m:r>
+              <w:rPr>
+                <w:rFonts w:ascii="Cambria Math" w:hAnsi="Cambria Math"/>
+              </w:rPr>
+              <m:t>σ</m:t>
+            </m:r>
+          </m:e>
+          <m:sub>
+            <m:r>
+              <w:rPr>
+                <w:rFonts w:ascii="Cambria Math" w:hAnsi="Cambria Math"/>
+              </w:rPr>
+              <m:t>b</m:t>
+            </m:r>
+          </m:sub>
+        </m:sSub>
+        <m:r>
+          <w:rPr>
+            <w:rFonts w:ascii="Cambria Math" w:hAnsi="Cambria Math"/>
+            <w:lang w:val="en-GB"/>
+          </w:rPr>
+          <m:t xml:space="preserve">, </m:t>
+        </m:r>
+        <m:d>
+          <m:dPr>
+            <m:begChr m:val="〈"/>
+            <m:endChr m:val="〉"/>
+            <m:ctrlPr>
+              <w:rPr>
+                <w:rFonts w:ascii="Cambria Math" w:hAnsi="Cambria Math"/>
+                <w:i/>
+              </w:rPr>
+            </m:ctrlPr>
+          </m:dPr>
+          <m:e>
+            <m:r>
+              <w:rPr>
+                <w:rFonts w:ascii="Cambria Math" w:hAnsi="Cambria Math"/>
+              </w:rPr>
+              <m:t>r</m:t>
+            </m:r>
+          </m:e>
+        </m:d>
+        <m:r>
+          <w:rPr>
+            <w:rFonts w:ascii="Cambria Math" w:hAnsi="Cambria Math"/>
+            <w:lang w:val="en-GB"/>
+          </w:rPr>
+          <m:t xml:space="preserve">, </m:t>
+        </m:r>
+        <m:d>
+          <m:dPr>
+            <m:begChr m:val="〈"/>
+            <m:endChr m:val="〉"/>
+            <m:ctrlPr>
+              <w:rPr>
+                <w:rFonts w:ascii="Cambria Math" w:hAnsi="Cambria Math"/>
+                <w:i/>
+              </w:rPr>
+            </m:ctrlPr>
+          </m:dPr>
+          <m:e>
+            <m:r>
+              <w:rPr>
+                <w:rFonts w:ascii="Cambria Math" w:hAnsi="Cambria Math"/>
+              </w:rPr>
+              <m:t>g</m:t>
+            </m:r>
+          </m:e>
+        </m:d>
+        <m:r>
+          <w:rPr>
+            <w:rFonts w:ascii="Cambria Math" w:hAnsi="Cambria Math"/>
+            <w:lang w:val="en-GB"/>
+          </w:rPr>
+          <m:t xml:space="preserve">, </m:t>
+        </m:r>
+        <m:d>
+          <m:dPr>
+            <m:begChr m:val="〈"/>
+            <m:endChr m:val="〉"/>
+            <m:ctrlPr>
+              <w:rPr>
+                <w:rFonts w:ascii="Cambria Math" w:hAnsi="Cambria Math"/>
+                <w:i/>
+              </w:rPr>
+            </m:ctrlPr>
+          </m:dPr>
+          <m:e>
+            <m:r>
+              <w:rPr>
+                <w:rFonts w:ascii="Cambria Math" w:hAnsi="Cambria Math"/>
+              </w:rPr>
+              <m:t>b</m:t>
+            </m:r>
+          </m:e>
+        </m:d>
+      </m:oMath>
+    </w:p>
+    <w:p>
+      <w:pPr>
+        <w:rPr>
+          <w:rFonts w:eastAsiaTheme="minorEastAsia"/>
+        </w:rPr>
+      </w:pPr>
+      <w:r>
+        <w:t xml:space="preserve">Verfärbtes Bild: </w:t>
+      </w:r>
+      <m:oMath>
+        <m:sSub>
+          <m:sSubPr>
+            <m:ctrlPr>
+              <w:rPr>
+                <w:rFonts w:ascii="Cambria Math" w:hAnsi="Cambria Math"/>
+                <w:i/>
+              </w:rPr>
+            </m:ctrlPr>
+          </m:sSubPr>
+          <m:e>
+            <m:r>
+              <w:rPr>
+                <w:rFonts w:ascii="Cambria Math" w:hAnsi="Cambria Math"/>
+              </w:rPr>
+              <m:t>σ'</m:t>
             </m:r>
           </m:e>
           <m:sub>
@@ -1835,7 +2497,7 @@
               <w:rPr>
                 <w:rFonts w:ascii="Cambria Math" w:hAnsi="Cambria Math"/>
               </w:rPr>
-              <m:t>σ</m:t>
+              <m:t>σ'</m:t>
             </m:r>
           </m:e>
           <m:sub>
@@ -1867,7 +2529,7 @@
               <w:rPr>
                 <w:rFonts w:ascii="Cambria Math" w:hAnsi="Cambria Math"/>
               </w:rPr>
-              <m:t>σ</m:t>
+              <m:t>σ'</m:t>
             </m:r>
           </m:e>
           <m:sub>
@@ -1901,7 +2563,7 @@
               <w:rPr>
                 <w:rFonts w:ascii="Cambria Math" w:hAnsi="Cambria Math"/>
               </w:rPr>
-              <m:t>r</m:t>
+              <m:t>r'</m:t>
             </m:r>
           </m:e>
         </m:d>
@@ -1927,7 +2589,7 @@
               <w:rPr>
                 <w:rFonts w:ascii="Cambria Math" w:hAnsi="Cambria Math"/>
               </w:rPr>
-              <m:t>g</m:t>
+              <m:t>g'</m:t>
             </m:r>
           </m:e>
         </m:d>
@@ -1953,226 +2615,7 @@
               <w:rPr>
                 <w:rFonts w:ascii="Cambria Math" w:hAnsi="Cambria Math"/>
               </w:rPr>
-              <m:t>b</m:t>
-            </m:r>
-          </m:e>
-        </m:d>
-      </m:oMath>
-    </w:p>
-    <w:p>
-      <w:pPr>
-        <w:rPr>
-          <w:rFonts w:eastAsiaTheme="minorEastAsia"/>
-        </w:rPr>
-      </w:pPr>
-      <w:r>
-        <w:t>Verfärbtes Bild</w:t>
-      </w:r>
-      <w:r>
-        <w:t xml:space="preserve">: </w:t>
-      </w:r>
-      <m:oMath>
-        <m:sSub>
-          <m:sSubPr>
-            <m:ctrlPr>
-              <w:rPr>
-                <w:rFonts w:ascii="Cambria Math" w:hAnsi="Cambria Math"/>
-                <w:i/>
-              </w:rPr>
-            </m:ctrlPr>
-          </m:sSubPr>
-          <m:e>
-            <m:r>
-              <w:rPr>
-                <w:rFonts w:ascii="Cambria Math" w:hAnsi="Cambria Math"/>
-              </w:rPr>
-              <m:t>σ</m:t>
-            </m:r>
-            <m:r>
-              <w:rPr>
-                <w:rFonts w:ascii="Cambria Math" w:hAnsi="Cambria Math"/>
-              </w:rPr>
-              <m:t>'</m:t>
-            </m:r>
-          </m:e>
-          <m:sub>
-            <m:r>
-              <w:rPr>
-                <w:rFonts w:ascii="Cambria Math" w:hAnsi="Cambria Math"/>
-              </w:rPr>
-              <m:t>r</m:t>
-            </m:r>
-          </m:sub>
-        </m:sSub>
-        <m:r>
-          <w:rPr>
-            <w:rFonts w:ascii="Cambria Math" w:hAnsi="Cambria Math"/>
-          </w:rPr>
-          <m:t xml:space="preserve">, </m:t>
-        </m:r>
-        <m:sSub>
-          <m:sSubPr>
-            <m:ctrlPr>
-              <w:rPr>
-                <w:rFonts w:ascii="Cambria Math" w:hAnsi="Cambria Math"/>
-                <w:i/>
-              </w:rPr>
-            </m:ctrlPr>
-          </m:sSubPr>
-          <m:e>
-            <m:r>
-              <w:rPr>
-                <w:rFonts w:ascii="Cambria Math" w:hAnsi="Cambria Math"/>
-              </w:rPr>
-              <m:t>σ</m:t>
-            </m:r>
-            <m:r>
-              <w:rPr>
-                <w:rFonts w:ascii="Cambria Math" w:hAnsi="Cambria Math"/>
-              </w:rPr>
-              <m:t>'</m:t>
-            </m:r>
-          </m:e>
-          <m:sub>
-            <m:r>
-              <w:rPr>
-                <w:rFonts w:ascii="Cambria Math" w:hAnsi="Cambria Math"/>
-              </w:rPr>
-              <m:t>g</m:t>
-            </m:r>
-          </m:sub>
-        </m:sSub>
-        <m:r>
-          <w:rPr>
-            <w:rFonts w:ascii="Cambria Math" w:hAnsi="Cambria Math"/>
-          </w:rPr>
-          <m:t xml:space="preserve">, </m:t>
-        </m:r>
-        <m:sSub>
-          <m:sSubPr>
-            <m:ctrlPr>
-              <w:rPr>
-                <w:rFonts w:ascii="Cambria Math" w:hAnsi="Cambria Math"/>
-                <w:i/>
-              </w:rPr>
-            </m:ctrlPr>
-          </m:sSubPr>
-          <m:e>
-            <m:r>
-              <w:rPr>
-                <w:rFonts w:ascii="Cambria Math" w:hAnsi="Cambria Math"/>
-              </w:rPr>
-              <m:t>σ</m:t>
-            </m:r>
-            <m:r>
-              <w:rPr>
-                <w:rFonts w:ascii="Cambria Math" w:hAnsi="Cambria Math"/>
-              </w:rPr>
-              <m:t>'</m:t>
-            </m:r>
-          </m:e>
-          <m:sub>
-            <m:r>
-              <w:rPr>
-                <w:rFonts w:ascii="Cambria Math" w:hAnsi="Cambria Math"/>
-              </w:rPr>
-              <m:t>b</m:t>
-            </m:r>
-          </m:sub>
-        </m:sSub>
-        <m:r>
-          <w:rPr>
-            <w:rFonts w:ascii="Cambria Math" w:hAnsi="Cambria Math"/>
-          </w:rPr>
-          <m:t xml:space="preserve">, </m:t>
-        </m:r>
-        <m:d>
-          <m:dPr>
-            <m:begChr m:val="〈"/>
-            <m:endChr m:val="〉"/>
-            <m:ctrlPr>
-              <w:rPr>
-                <w:rFonts w:ascii="Cambria Math" w:hAnsi="Cambria Math"/>
-                <w:i/>
-              </w:rPr>
-            </m:ctrlPr>
-          </m:dPr>
-          <m:e>
-            <m:r>
-              <w:rPr>
-                <w:rFonts w:ascii="Cambria Math" w:hAnsi="Cambria Math"/>
-              </w:rPr>
-              <m:t>r</m:t>
-            </m:r>
-            <m:r>
-              <w:rPr>
-                <w:rFonts w:ascii="Cambria Math" w:hAnsi="Cambria Math"/>
-              </w:rPr>
-              <m:t>'</m:t>
-            </m:r>
-          </m:e>
-        </m:d>
-        <m:r>
-          <w:rPr>
-            <w:rFonts w:ascii="Cambria Math" w:hAnsi="Cambria Math"/>
-          </w:rPr>
-          <m:t xml:space="preserve">, </m:t>
-        </m:r>
-        <m:d>
-          <m:dPr>
-            <m:begChr m:val="〈"/>
-            <m:endChr m:val="〉"/>
-            <m:ctrlPr>
-              <w:rPr>
-                <w:rFonts w:ascii="Cambria Math" w:hAnsi="Cambria Math"/>
-                <w:i/>
-              </w:rPr>
-            </m:ctrlPr>
-          </m:dPr>
-          <m:e>
-            <m:r>
-              <w:rPr>
-                <w:rFonts w:ascii="Cambria Math" w:hAnsi="Cambria Math"/>
-              </w:rPr>
-              <m:t>g</m:t>
-            </m:r>
-            <m:r>
-              <w:rPr>
-                <w:rFonts w:ascii="Cambria Math" w:hAnsi="Cambria Math"/>
-              </w:rPr>
-              <m:t>'</m:t>
-            </m:r>
-          </m:e>
-        </m:d>
-        <m:r>
-          <w:rPr>
-            <w:rFonts w:ascii="Cambria Math" w:hAnsi="Cambria Math"/>
-          </w:rPr>
-          <m:t xml:space="preserve">, </m:t>
-        </m:r>
-        <m:d>
-          <m:dPr>
-            <m:begChr m:val="〈"/>
-            <m:endChr m:val="〉"/>
-            <m:ctrlPr>
-              <w:rPr>
-                <w:rFonts w:ascii="Cambria Math" w:hAnsi="Cambria Math"/>
-                <w:i/>
-              </w:rPr>
-            </m:ctrlPr>
-          </m:dPr>
-          <m:e>
-            <m:r>
-              <w:rPr>
-                <w:rFonts w:ascii="Cambria Math" w:hAnsi="Cambria Math"/>
-              </w:rPr>
-              <m:t>b</m:t>
-            </m:r>
-            <m:r>
-              <w:rPr>
-                <w:rFonts w:ascii="Cambria Math" w:hAnsi="Cambria Math"/>
-              </w:rPr>
-              <m:t>'</m:t>
+              <m:t>b'</m:t>
             </m:r>
           </m:e>
         </m:d>
@@ -2391,19 +2834,7 @@
               <w:rPr>
                 <w:rFonts w:ascii="Cambria Math" w:hAnsi="Cambria Math"/>
               </w:rPr>
-              <m:t>σ</m:t>
-            </m:r>
-            <m:r>
-              <w:rPr>
-                <w:rFonts w:ascii="Cambria Math" w:hAnsi="Cambria Math"/>
-              </w:rPr>
-              <m:t>'</m:t>
-            </m:r>
-            <m:r>
-              <w:rPr>
-                <w:rFonts w:ascii="Cambria Math" w:hAnsi="Cambria Math"/>
-              </w:rPr>
-              <m:t>'</m:t>
+              <m:t>σ''</m:t>
             </m:r>
           </m:e>
           <m:sub>
@@ -2435,19 +2866,7 @@
               <w:rPr>
                 <w:rFonts w:ascii="Cambria Math" w:hAnsi="Cambria Math"/>
               </w:rPr>
-              <m:t>σ</m:t>
-            </m:r>
-            <m:r>
-              <w:rPr>
-                <w:rFonts w:ascii="Cambria Math" w:hAnsi="Cambria Math"/>
-              </w:rPr>
-              <m:t>'</m:t>
-            </m:r>
-            <m:r>
-              <w:rPr>
-                <w:rFonts w:ascii="Cambria Math" w:hAnsi="Cambria Math"/>
-              </w:rPr>
-              <m:t>'</m:t>
+              <m:t>σ''</m:t>
             </m:r>
           </m:e>
           <m:sub>
@@ -2479,19 +2898,7 @@
               <w:rPr>
                 <w:rFonts w:ascii="Cambria Math" w:hAnsi="Cambria Math"/>
               </w:rPr>
-              <m:t>σ</m:t>
-            </m:r>
-            <m:r>
-              <w:rPr>
-                <w:rFonts w:ascii="Cambria Math" w:hAnsi="Cambria Math"/>
-              </w:rPr>
-              <m:t>'</m:t>
-            </m:r>
-            <m:r>
-              <w:rPr>
-                <w:rFonts w:ascii="Cambria Math" w:hAnsi="Cambria Math"/>
-              </w:rPr>
-              <m:t>'</m:t>
+              <m:t>σ''</m:t>
             </m:r>
           </m:e>
           <m:sub>
@@ -2525,19 +2932,7 @@
               <w:rPr>
                 <w:rFonts w:ascii="Cambria Math" w:hAnsi="Cambria Math"/>
               </w:rPr>
-              <m:t>r</m:t>
-            </m:r>
-            <m:r>
-              <w:rPr>
-                <w:rFonts w:ascii="Cambria Math" w:hAnsi="Cambria Math"/>
-              </w:rPr>
-              <m:t>'</m:t>
-            </m:r>
-            <m:r>
-              <w:rPr>
-                <w:rFonts w:ascii="Cambria Math" w:hAnsi="Cambria Math"/>
-              </w:rPr>
-              <m:t>'</m:t>
+              <m:t>r''</m:t>
             </m:r>
           </m:e>
         </m:d>
@@ -2563,19 +2958,7 @@
               <w:rPr>
                 <w:rFonts w:ascii="Cambria Math" w:hAnsi="Cambria Math"/>
               </w:rPr>
-              <m:t>g</m:t>
-            </m:r>
-            <m:r>
-              <w:rPr>
-                <w:rFonts w:ascii="Cambria Math" w:hAnsi="Cambria Math"/>
-              </w:rPr>
-              <m:t>'</m:t>
-            </m:r>
-            <m:r>
-              <w:rPr>
-                <w:rFonts w:ascii="Cambria Math" w:hAnsi="Cambria Math"/>
-              </w:rPr>
-              <m:t>'</m:t>
+              <m:t>g''</m:t>
             </m:r>
           </m:e>
         </m:d>
@@ -2601,19 +2984,7 @@
               <w:rPr>
                 <w:rFonts w:ascii="Cambria Math" w:hAnsi="Cambria Math"/>
               </w:rPr>
-              <m:t>b</m:t>
-            </m:r>
-            <m:r>
-              <w:rPr>
-                <w:rFonts w:ascii="Cambria Math" w:hAnsi="Cambria Math"/>
-              </w:rPr>
-              <m:t>'</m:t>
-            </m:r>
-            <m:r>
-              <w:rPr>
-                <w:rFonts w:ascii="Cambria Math" w:hAnsi="Cambria Math"/>
-              </w:rPr>
-              <m:t>'</m:t>
+              <m:t>b''</m:t>
             </m:r>
           </m:e>
         </m:d>
@@ -3642,11 +4013,11 @@
       <w:pPr>
         <w:pStyle w:val="berschrift2"/>
       </w:pPr>
-      <w:bookmarkStart w:id="8" w:name="_Toc184029476"/>
+      <w:bookmarkStart w:id="9" w:name="_Toc187158027"/>
       <w:r>
         <w:t>Farberkennung</w:t>
       </w:r>
-      <w:bookmarkEnd w:id="8"/>
+      <w:bookmarkEnd w:id="9"/>
     </w:p>
     <w:p>
       <w:pPr>
@@ -3667,20 +4038,10 @@
       <w:pPr>
         <w:pStyle w:val="berschrift1"/>
       </w:pPr>
-      <w:bookmarkStart w:id="9" w:name="_Toc184029477"/>
+      <w:bookmarkStart w:id="10" w:name="_Toc187158028"/>
       <w:r>
         <w:lastRenderedPageBreak/>
         <w:t>Test und Evaluation</w:t>
-      </w:r>
-      <w:bookmarkEnd w:id="9"/>
-    </w:p>
-    <w:p>
-      <w:pPr>
-        <w:pStyle w:val="berschrift2"/>
-      </w:pPr>
-      <w:bookmarkStart w:id="10" w:name="_Toc184029478"/>
-      <w:r>
-        <w:t>Kantendetektion</w:t>
       </w:r>
       <w:bookmarkEnd w:id="10"/>
     </w:p>
@@ -3688,9 +4049,9 @@
       <w:pPr>
         <w:pStyle w:val="berschrift2"/>
       </w:pPr>
-      <w:bookmarkStart w:id="11" w:name="_Toc184029479"/>
-      <w:r>
-        <w:t>Farbkorrektur</w:t>
+      <w:bookmarkStart w:id="11" w:name="_Toc187158029"/>
+      <w:r>
+        <w:t>Kantendetektion</w:t>
       </w:r>
       <w:bookmarkEnd w:id="11"/>
     </w:p>
@@ -3698,11 +4059,21 @@
       <w:pPr>
         <w:pStyle w:val="berschrift2"/>
       </w:pPr>
-      <w:bookmarkStart w:id="12" w:name="_Toc184029480"/>
+      <w:bookmarkStart w:id="12" w:name="_Toc187158030"/>
+      <w:r>
+        <w:t>Farbkorrektur</w:t>
+      </w:r>
+      <w:bookmarkEnd w:id="12"/>
+    </w:p>
+    <w:p>
+      <w:pPr>
+        <w:pStyle w:val="berschrift2"/>
+      </w:pPr>
+      <w:bookmarkStart w:id="13" w:name="_Toc187158031"/>
       <w:r>
         <w:t>Farberkennung</w:t>
       </w:r>
-      <w:bookmarkEnd w:id="12"/>
+      <w:bookmarkEnd w:id="13"/>
     </w:p>
     <w:p>
       <w:pPr>
@@ -3726,7 +4097,7 @@
         </w:sectPr>
       </w:pPr>
     </w:p>
-    <w:bookmarkStart w:id="13" w:name="_Toc184029481" w:displacedByCustomXml="next"/>
+    <w:bookmarkStart w:id="14" w:name="_Toc187158032" w:displacedByCustomXml="next"/>
     <w:sdt>
       <w:sdtPr>
         <w:rPr>
@@ -3749,7 +4120,7 @@
           <w:r>
             <w:t>Literaturverzeichnis</w:t>
           </w:r>
-          <w:bookmarkEnd w:id="13"/>
+          <w:bookmarkEnd w:id="14"/>
         </w:p>
         <w:sdt>
           <w:sdtPr>
@@ -3921,22 +4292,35 @@
       <w:pPr>
         <w:pStyle w:val="berschrift1"/>
       </w:pPr>
-      <w:bookmarkStart w:id="14" w:name="_Toc184029482"/>
+      <w:bookmarkStart w:id="15" w:name="_Toc187158033"/>
       <w:r>
         <w:lastRenderedPageBreak/>
         <w:t>Abbildungsverzeichnis</w:t>
       </w:r>
-      <w:bookmarkEnd w:id="14"/>
+      <w:bookmarkEnd w:id="15"/>
     </w:p>
     <w:p>
-      <w:fldSimple w:instr=" TOC \h \z \c &quot;Abbildung&quot; ">
-        <w:r>
-          <w:rPr>
-            <w:noProof/>
-          </w:rPr>
-          <w:t>Es konnten keine Einträge für ein Abbildungsverzeichnis gefunden werden.</w:t>
-        </w:r>
-      </w:fldSimple>
+      <w:r>
+        <w:fldChar w:fldCharType="begin"/>
+      </w:r>
+      <w:r>
+        <w:instrText xml:space="preserve"> TOC \h \z \c "Abbildung" </w:instrText>
+      </w:r>
+      <w:r>
+        <w:fldChar w:fldCharType="separate"/>
+      </w:r>
+      <w:r>
+        <w:rPr>
+          <w:noProof/>
+        </w:rPr>
+        <w:t>Es konnten keine Einträge für ein Abbildungsverzeichnis gefunden werden.</w:t>
+      </w:r>
+      <w:r>
+        <w:rPr>
+          <w:noProof/>
+        </w:rPr>
+        <w:fldChar w:fldCharType="end"/>
+      </w:r>
     </w:p>
     <w:sectPr>
       <w:footerReference w:type="first" r:id="rId16"/>
@@ -3953,7 +4337,7 @@
 </file>
 
 <file path=word/endnotes.xml><?xml version="1.0" encoding="utf-8"?>
-<w:endnotes xmlns:wpc="http://schemas.microsoft.com/office/word/2010/wordprocessingCanvas" xmlns:cx="http://schemas.microsoft.com/office/drawing/2014/chartex" xmlns:cx1="http://schemas.microsoft.com/office/drawing/2015/9/8/chartex" xmlns:cx2="http://schemas.microsoft.com/office/drawing/2015/10/21/chartex" xmlns:cx3="http://schemas.microsoft.com/office/drawing/2016/5/9/chartex" xmlns:cx4="http://schemas.microsoft.com/office/drawing/2016/5/10/chartex" xmlns:cx5="http://schemas.microsoft.com/office/drawing/2016/5/11/chartex" xmlns:cx6="http://schemas.microsoft.com/office/drawing/2016/5/12/chartex" xmlns:cx7="http://schemas.microsoft.com/office/drawing/2016/5/13/chartex" xmlns:cx8="http://schemas.microsoft.com/office/drawing/2016/5/14/chartex" xmlns:mc="http://schemas.openxmlformats.org/markup-compatibility/2006" xmlns:aink="http://schemas.microsoft.com/office/drawing/2016/ink" xmlns:am3d="http://schemas.microsoft.com/office/drawing/2017/model3d" xmlns:o="urn:schemas-microsoft-com:office:office" xmlns:oel="http://schemas.microsoft.com/office/2019/extlst" xmlns:r="http://schemas.openxmlformats.org/officeDocument/2006/relationships" xmlns:m="http://schemas.openxmlformats.org/officeDocument/2006/math" xmlns:v="urn:schemas-microsoft-com:vml" xmlns:wp14="http://schemas.microsoft.com/office/word/2010/wordprocessingDrawing" xmlns:wp="http://schemas.openxmlformats.org/drawingml/2006/wordprocessingDrawing" xmlns:w10="urn:schemas-microsoft-com:office:word" xmlns:w="http://schemas.openxmlformats.org/wordprocessingml/2006/main" xmlns:w14="http://schemas.microsoft.com/office/word/2010/wordml" xmlns:w15="http://schemas.microsoft.com/office/word/2012/wordml" xmlns:w16cex="http://schemas.microsoft.com/office/word/2018/wordml/cex" xmlns:w16cid="http://schemas.microsoft.com/office/word/2016/wordml/cid" xmlns:w16="http://schemas.microsoft.com/office/word/2018/wordml" xmlns:w16du="http://schemas.microsoft.com/office/word/2023/wordml/word16du" xmlns:w16sdtdh="http://schemas.microsoft.com/office/word/2020/wordml/sdtdatahash" xmlns:w16se="http://schemas.microsoft.com/office/word/2015/wordml/symex" xmlns:wpg="http://schemas.microsoft.com/office/word/2010/wordprocessingGroup" xmlns:wpi="http://schemas.microsoft.com/office/word/2010/wordprocessingInk" xmlns:wne="http://schemas.microsoft.com/office/word/2006/wordml" xmlns:wps="http://schemas.microsoft.com/office/word/2010/wordprocessingShape" mc:Ignorable="w14 w15 w16se w16cid w16 w16cex w16sdtdh w16du wp14">
+<w:endnotes xmlns:wpc="http://schemas.microsoft.com/office/word/2010/wordprocessingCanvas" xmlns:cx="http://schemas.microsoft.com/office/drawing/2014/chartex" xmlns:cx1="http://schemas.microsoft.com/office/drawing/2015/9/8/chartex" xmlns:cx2="http://schemas.microsoft.com/office/drawing/2015/10/21/chartex" xmlns:cx3="http://schemas.microsoft.com/office/drawing/2016/5/9/chartex" xmlns:cx4="http://schemas.microsoft.com/office/drawing/2016/5/10/chartex" xmlns:cx5="http://schemas.microsoft.com/office/drawing/2016/5/11/chartex" xmlns:cx6="http://schemas.microsoft.com/office/drawing/2016/5/12/chartex" xmlns:cx7="http://schemas.microsoft.com/office/drawing/2016/5/13/chartex" xmlns:cx8="http://schemas.microsoft.com/office/drawing/2016/5/14/chartex" xmlns:mc="http://schemas.openxmlformats.org/markup-compatibility/2006" xmlns:aink="http://schemas.microsoft.com/office/drawing/2016/ink" xmlns:am3d="http://schemas.microsoft.com/office/drawing/2017/model3d" xmlns:o="urn:schemas-microsoft-com:office:office" xmlns:oel="http://schemas.microsoft.com/office/2019/extlst" xmlns:r="http://schemas.openxmlformats.org/officeDocument/2006/relationships" xmlns:m="http://schemas.openxmlformats.org/officeDocument/2006/math" xmlns:v="urn:schemas-microsoft-com:vml" xmlns:wp14="http://schemas.microsoft.com/office/word/2010/wordprocessingDrawing" xmlns:wp="http://schemas.openxmlformats.org/drawingml/2006/wordprocessingDrawing" xmlns:w10="urn:schemas-microsoft-com:office:word" xmlns:w="http://schemas.openxmlformats.org/wordprocessingml/2006/main" xmlns:w14="http://schemas.microsoft.com/office/word/2010/wordml" xmlns:w15="http://schemas.microsoft.com/office/word/2012/wordml" xmlns:w16cex="http://schemas.microsoft.com/office/word/2018/wordml/cex" xmlns:w16cid="http://schemas.microsoft.com/office/word/2016/wordml/cid" xmlns:w16="http://schemas.microsoft.com/office/word/2018/wordml" xmlns:w16du="http://schemas.microsoft.com/office/word/2023/wordml/word16du" xmlns:w16sdtdh="http://schemas.microsoft.com/office/word/2020/wordml/sdtdatahash" xmlns:w16sdtfl="http://schemas.microsoft.com/office/word/2024/wordml/sdtformatlock" xmlns:w16se="http://schemas.microsoft.com/office/word/2015/wordml/symex" xmlns:wpg="http://schemas.microsoft.com/office/word/2010/wordprocessingGroup" xmlns:wpi="http://schemas.microsoft.com/office/word/2010/wordprocessingInk" xmlns:wne="http://schemas.microsoft.com/office/word/2006/wordml" xmlns:wps="http://schemas.microsoft.com/office/word/2010/wordprocessingShape" mc:Ignorable="w14 w15 w16se w16cid w16 w16cex w16sdtdh w16sdtfl w16du wp14">
   <w:endnote w:type="separator" w:id="-1">
     <w:p>
       <w:pPr>
@@ -3985,7 +4369,7 @@
 </file>
 
 <file path=word/footer1.xml><?xml version="1.0" encoding="utf-8"?>
-<w:ftr xmlns:wpc="http://schemas.microsoft.com/office/word/2010/wordprocessingCanvas" xmlns:cx="http://schemas.microsoft.com/office/drawing/2014/chartex" xmlns:cx1="http://schemas.microsoft.com/office/drawing/2015/9/8/chartex" xmlns:cx2="http://schemas.microsoft.com/office/drawing/2015/10/21/chartex" xmlns:cx3="http://schemas.microsoft.com/office/drawing/2016/5/9/chartex" xmlns:cx4="http://schemas.microsoft.com/office/drawing/2016/5/10/chartex" xmlns:cx5="http://schemas.microsoft.com/office/drawing/2016/5/11/chartex" xmlns:cx6="http://schemas.microsoft.com/office/drawing/2016/5/12/chartex" xmlns:cx7="http://schemas.microsoft.com/office/drawing/2016/5/13/chartex" xmlns:cx8="http://schemas.microsoft.com/office/drawing/2016/5/14/chartex" xmlns:mc="http://schemas.openxmlformats.org/markup-compatibility/2006" xmlns:aink="http://schemas.microsoft.com/office/drawing/2016/ink" xmlns:am3d="http://schemas.microsoft.com/office/drawing/2017/model3d" xmlns:o="urn:schemas-microsoft-com:office:office" xmlns:oel="http://schemas.microsoft.com/office/2019/extlst" xmlns:r="http://schemas.openxmlformats.org/officeDocument/2006/relationships" xmlns:m="http://schemas.openxmlformats.org/officeDocument/2006/math" xmlns:v="urn:schemas-microsoft-com:vml" xmlns:wp14="http://schemas.microsoft.com/office/word/2010/wordprocessingDrawing" xmlns:wp="http://schemas.openxmlformats.org/drawingml/2006/wordprocessingDrawing" xmlns:w10="urn:schemas-microsoft-com:office:word" xmlns:w="http://schemas.openxmlformats.org/wordprocessingml/2006/main" xmlns:w14="http://schemas.microsoft.com/office/word/2010/wordml" xmlns:w15="http://schemas.microsoft.com/office/word/2012/wordml" xmlns:w16cex="http://schemas.microsoft.com/office/word/2018/wordml/cex" xmlns:w16cid="http://schemas.microsoft.com/office/word/2016/wordml/cid" xmlns:w16="http://schemas.microsoft.com/office/word/2018/wordml" xmlns:w16du="http://schemas.microsoft.com/office/word/2023/wordml/word16du" xmlns:w16sdtdh="http://schemas.microsoft.com/office/word/2020/wordml/sdtdatahash" xmlns:w16se="http://schemas.microsoft.com/office/word/2015/wordml/symex" xmlns:wpg="http://schemas.microsoft.com/office/word/2010/wordprocessingGroup" xmlns:wpi="http://schemas.microsoft.com/office/word/2010/wordprocessingInk" xmlns:wne="http://schemas.microsoft.com/office/word/2006/wordml" xmlns:wps="http://schemas.microsoft.com/office/word/2010/wordprocessingShape" mc:Ignorable="w14 w15 w16se w16cid w16 w16cex w16sdtdh w16du wp14">
+<w:ftr xmlns:wpc="http://schemas.microsoft.com/office/word/2010/wordprocessingCanvas" xmlns:cx="http://schemas.microsoft.com/office/drawing/2014/chartex" xmlns:cx1="http://schemas.microsoft.com/office/drawing/2015/9/8/chartex" xmlns:cx2="http://schemas.microsoft.com/office/drawing/2015/10/21/chartex" xmlns:cx3="http://schemas.microsoft.com/office/drawing/2016/5/9/chartex" xmlns:cx4="http://schemas.microsoft.com/office/drawing/2016/5/10/chartex" xmlns:cx5="http://schemas.microsoft.com/office/drawing/2016/5/11/chartex" xmlns:cx6="http://schemas.microsoft.com/office/drawing/2016/5/12/chartex" xmlns:cx7="http://schemas.microsoft.com/office/drawing/2016/5/13/chartex" xmlns:cx8="http://schemas.microsoft.com/office/drawing/2016/5/14/chartex" xmlns:mc="http://schemas.openxmlformats.org/markup-compatibility/2006" xmlns:aink="http://schemas.microsoft.com/office/drawing/2016/ink" xmlns:am3d="http://schemas.microsoft.com/office/drawing/2017/model3d" xmlns:o="urn:schemas-microsoft-com:office:office" xmlns:oel="http://schemas.microsoft.com/office/2019/extlst" xmlns:r="http://schemas.openxmlformats.org/officeDocument/2006/relationships" xmlns:m="http://schemas.openxmlformats.org/officeDocument/2006/math" xmlns:v="urn:schemas-microsoft-com:vml" xmlns:wp14="http://schemas.microsoft.com/office/word/2010/wordprocessingDrawing" xmlns:wp="http://schemas.openxmlformats.org/drawingml/2006/wordprocessingDrawing" xmlns:w10="urn:schemas-microsoft-com:office:word" xmlns:w="http://schemas.openxmlformats.org/wordprocessingml/2006/main" xmlns:w14="http://schemas.microsoft.com/office/word/2010/wordml" xmlns:w15="http://schemas.microsoft.com/office/word/2012/wordml" xmlns:w16cex="http://schemas.microsoft.com/office/word/2018/wordml/cex" xmlns:w16cid="http://schemas.microsoft.com/office/word/2016/wordml/cid" xmlns:w16="http://schemas.microsoft.com/office/word/2018/wordml" xmlns:w16du="http://schemas.microsoft.com/office/word/2023/wordml/word16du" xmlns:w16sdtdh="http://schemas.microsoft.com/office/word/2020/wordml/sdtdatahash" xmlns:w16sdtfl="http://schemas.microsoft.com/office/word/2024/wordml/sdtformatlock" xmlns:w16se="http://schemas.microsoft.com/office/word/2015/wordml/symex" xmlns:wpg="http://schemas.microsoft.com/office/word/2010/wordprocessingGroup" xmlns:wpi="http://schemas.microsoft.com/office/word/2010/wordprocessingInk" xmlns:wne="http://schemas.microsoft.com/office/word/2006/wordml" xmlns:wps="http://schemas.microsoft.com/office/word/2010/wordprocessingShape" mc:Ignorable="w14 w15 w16se w16cid w16 w16cex w16sdtdh w16sdtfl w16du wp14">
   <w:sdt>
     <w:sdtPr>
       <w:id w:val="709462115"/>
@@ -4022,7 +4406,7 @@
 </file>
 
 <file path=word/footer2.xml><?xml version="1.0" encoding="utf-8"?>
-<w:ftr xmlns:wpc="http://schemas.microsoft.com/office/word/2010/wordprocessingCanvas" xmlns:cx="http://schemas.microsoft.com/office/drawing/2014/chartex" xmlns:cx1="http://schemas.microsoft.com/office/drawing/2015/9/8/chartex" xmlns:cx2="http://schemas.microsoft.com/office/drawing/2015/10/21/chartex" xmlns:cx3="http://schemas.microsoft.com/office/drawing/2016/5/9/chartex" xmlns:cx4="http://schemas.microsoft.com/office/drawing/2016/5/10/chartex" xmlns:cx5="http://schemas.microsoft.com/office/drawing/2016/5/11/chartex" xmlns:cx6="http://schemas.microsoft.com/office/drawing/2016/5/12/chartex" xmlns:cx7="http://schemas.microsoft.com/office/drawing/2016/5/13/chartex" xmlns:cx8="http://schemas.microsoft.com/office/drawing/2016/5/14/chartex" xmlns:mc="http://schemas.openxmlformats.org/markup-compatibility/2006" xmlns:aink="http://schemas.microsoft.com/office/drawing/2016/ink" xmlns:am3d="http://schemas.microsoft.com/office/drawing/2017/model3d" xmlns:o="urn:schemas-microsoft-com:office:office" xmlns:oel="http://schemas.microsoft.com/office/2019/extlst" xmlns:r="http://schemas.openxmlformats.org/officeDocument/2006/relationships" xmlns:m="http://schemas.openxmlformats.org/officeDocument/2006/math" xmlns:v="urn:schemas-microsoft-com:vml" xmlns:wp14="http://schemas.microsoft.com/office/word/2010/wordprocessingDrawing" xmlns:wp="http://schemas.openxmlformats.org/drawingml/2006/wordprocessingDrawing" xmlns:w10="urn:schemas-microsoft-com:office:word" xmlns:w="http://schemas.openxmlformats.org/wordprocessingml/2006/main" xmlns:w14="http://schemas.microsoft.com/office/word/2010/wordml" xmlns:w15="http://schemas.microsoft.com/office/word/2012/wordml" xmlns:w16cex="http://schemas.microsoft.com/office/word/2018/wordml/cex" xmlns:w16cid="http://schemas.microsoft.com/office/word/2016/wordml/cid" xmlns:w16="http://schemas.microsoft.com/office/word/2018/wordml" xmlns:w16du="http://schemas.microsoft.com/office/word/2023/wordml/word16du" xmlns:w16sdtdh="http://schemas.microsoft.com/office/word/2020/wordml/sdtdatahash" xmlns:w16se="http://schemas.microsoft.com/office/word/2015/wordml/symex" xmlns:wpg="http://schemas.microsoft.com/office/word/2010/wordprocessingGroup" xmlns:wpi="http://schemas.microsoft.com/office/word/2010/wordprocessingInk" xmlns:wne="http://schemas.microsoft.com/office/word/2006/wordml" xmlns:wps="http://schemas.microsoft.com/office/word/2010/wordprocessingShape" mc:Ignorable="w14 w15 w16se w16cid w16 w16cex w16sdtdh w16du wp14">
+<w:ftr xmlns:wpc="http://schemas.microsoft.com/office/word/2010/wordprocessingCanvas" xmlns:cx="http://schemas.microsoft.com/office/drawing/2014/chartex" xmlns:cx1="http://schemas.microsoft.com/office/drawing/2015/9/8/chartex" xmlns:cx2="http://schemas.microsoft.com/office/drawing/2015/10/21/chartex" xmlns:cx3="http://schemas.microsoft.com/office/drawing/2016/5/9/chartex" xmlns:cx4="http://schemas.microsoft.com/office/drawing/2016/5/10/chartex" xmlns:cx5="http://schemas.microsoft.com/office/drawing/2016/5/11/chartex" xmlns:cx6="http://schemas.microsoft.com/office/drawing/2016/5/12/chartex" xmlns:cx7="http://schemas.microsoft.com/office/drawing/2016/5/13/chartex" xmlns:cx8="http://schemas.microsoft.com/office/drawing/2016/5/14/chartex" xmlns:mc="http://schemas.openxmlformats.org/markup-compatibility/2006" xmlns:aink="http://schemas.microsoft.com/office/drawing/2016/ink" xmlns:am3d="http://schemas.microsoft.com/office/drawing/2017/model3d" xmlns:o="urn:schemas-microsoft-com:office:office" xmlns:oel="http://schemas.microsoft.com/office/2019/extlst" xmlns:r="http://schemas.openxmlformats.org/officeDocument/2006/relationships" xmlns:m="http://schemas.openxmlformats.org/officeDocument/2006/math" xmlns:v="urn:schemas-microsoft-com:vml" xmlns:wp14="http://schemas.microsoft.com/office/word/2010/wordprocessingDrawing" xmlns:wp="http://schemas.openxmlformats.org/drawingml/2006/wordprocessingDrawing" xmlns:w10="urn:schemas-microsoft-com:office:word" xmlns:w="http://schemas.openxmlformats.org/wordprocessingml/2006/main" xmlns:w14="http://schemas.microsoft.com/office/word/2010/wordml" xmlns:w15="http://schemas.microsoft.com/office/word/2012/wordml" xmlns:w16cex="http://schemas.microsoft.com/office/word/2018/wordml/cex" xmlns:w16cid="http://schemas.microsoft.com/office/word/2016/wordml/cid" xmlns:w16="http://schemas.microsoft.com/office/word/2018/wordml" xmlns:w16du="http://schemas.microsoft.com/office/word/2023/wordml/word16du" xmlns:w16sdtdh="http://schemas.microsoft.com/office/word/2020/wordml/sdtdatahash" xmlns:w16sdtfl="http://schemas.microsoft.com/office/word/2024/wordml/sdtformatlock" xmlns:w16se="http://schemas.microsoft.com/office/word/2015/wordml/symex" xmlns:wpg="http://schemas.microsoft.com/office/word/2010/wordprocessingGroup" xmlns:wpi="http://schemas.microsoft.com/office/word/2010/wordprocessingInk" xmlns:wne="http://schemas.microsoft.com/office/word/2006/wordml" xmlns:wps="http://schemas.microsoft.com/office/word/2010/wordprocessingShape" mc:Ignorable="w14 w15 w16se w16cid w16 w16cex w16sdtdh w16sdtfl w16du wp14">
   <w:sdt>
     <w:sdtPr>
       <w:id w:val="-1809853251"/>
@@ -4064,7 +4448,7 @@
 </file>
 
 <file path=word/footer3.xml><?xml version="1.0" encoding="utf-8"?>
-<w:ftr xmlns:wpc="http://schemas.microsoft.com/office/word/2010/wordprocessingCanvas" xmlns:cx="http://schemas.microsoft.com/office/drawing/2014/chartex" xmlns:cx1="http://schemas.microsoft.com/office/drawing/2015/9/8/chartex" xmlns:cx2="http://schemas.microsoft.com/office/drawing/2015/10/21/chartex" xmlns:cx3="http://schemas.microsoft.com/office/drawing/2016/5/9/chartex" xmlns:cx4="http://schemas.microsoft.com/office/drawing/2016/5/10/chartex" xmlns:cx5="http://schemas.microsoft.com/office/drawing/2016/5/11/chartex" xmlns:cx6="http://schemas.microsoft.com/office/drawing/2016/5/12/chartex" xmlns:cx7="http://schemas.microsoft.com/office/drawing/2016/5/13/chartex" xmlns:cx8="http://schemas.microsoft.com/office/drawing/2016/5/14/chartex" xmlns:mc="http://schemas.openxmlformats.org/markup-compatibility/2006" xmlns:aink="http://schemas.microsoft.com/office/drawing/2016/ink" xmlns:am3d="http://schemas.microsoft.com/office/drawing/2017/model3d" xmlns:o="urn:schemas-microsoft-com:office:office" xmlns:oel="http://schemas.microsoft.com/office/2019/extlst" xmlns:r="http://schemas.openxmlformats.org/officeDocument/2006/relationships" xmlns:m="http://schemas.openxmlformats.org/officeDocument/2006/math" xmlns:v="urn:schemas-microsoft-com:vml" xmlns:wp14="http://schemas.microsoft.com/office/word/2010/wordprocessingDrawing" xmlns:wp="http://schemas.openxmlformats.org/drawingml/2006/wordprocessingDrawing" xmlns:w10="urn:schemas-microsoft-com:office:word" xmlns:w="http://schemas.openxmlformats.org/wordprocessingml/2006/main" xmlns:w14="http://schemas.microsoft.com/office/word/2010/wordml" xmlns:w15="http://schemas.microsoft.com/office/word/2012/wordml" xmlns:w16cex="http://schemas.microsoft.com/office/word/2018/wordml/cex" xmlns:w16cid="http://schemas.microsoft.com/office/word/2016/wordml/cid" xmlns:w16="http://schemas.microsoft.com/office/word/2018/wordml" xmlns:w16du="http://schemas.microsoft.com/office/word/2023/wordml/word16du" xmlns:w16sdtdh="http://schemas.microsoft.com/office/word/2020/wordml/sdtdatahash" xmlns:w16se="http://schemas.microsoft.com/office/word/2015/wordml/symex" xmlns:wpg="http://schemas.microsoft.com/office/word/2010/wordprocessingGroup" xmlns:wpi="http://schemas.microsoft.com/office/word/2010/wordprocessingInk" xmlns:wne="http://schemas.microsoft.com/office/word/2006/wordml" xmlns:wps="http://schemas.microsoft.com/office/word/2010/wordprocessingShape" mc:Ignorable="w14 w15 w16se w16cid w16 w16cex w16sdtdh w16du wp14">
+<w:ftr xmlns:wpc="http://schemas.microsoft.com/office/word/2010/wordprocessingCanvas" xmlns:cx="http://schemas.microsoft.com/office/drawing/2014/chartex" xmlns:cx1="http://schemas.microsoft.com/office/drawing/2015/9/8/chartex" xmlns:cx2="http://schemas.microsoft.com/office/drawing/2015/10/21/chartex" xmlns:cx3="http://schemas.microsoft.com/office/drawing/2016/5/9/chartex" xmlns:cx4="http://schemas.microsoft.com/office/drawing/2016/5/10/chartex" xmlns:cx5="http://schemas.microsoft.com/office/drawing/2016/5/11/chartex" xmlns:cx6="http://schemas.microsoft.com/office/drawing/2016/5/12/chartex" xmlns:cx7="http://schemas.microsoft.com/office/drawing/2016/5/13/chartex" xmlns:cx8="http://schemas.microsoft.com/office/drawing/2016/5/14/chartex" xmlns:mc="http://schemas.openxmlformats.org/markup-compatibility/2006" xmlns:aink="http://schemas.microsoft.com/office/drawing/2016/ink" xmlns:am3d="http://schemas.microsoft.com/office/drawing/2017/model3d" xmlns:o="urn:schemas-microsoft-com:office:office" xmlns:oel="http://schemas.microsoft.com/office/2019/extlst" xmlns:r="http://schemas.openxmlformats.org/officeDocument/2006/relationships" xmlns:m="http://schemas.openxmlformats.org/officeDocument/2006/math" xmlns:v="urn:schemas-microsoft-com:vml" xmlns:wp14="http://schemas.microsoft.com/office/word/2010/wordprocessingDrawing" xmlns:wp="http://schemas.openxmlformats.org/drawingml/2006/wordprocessingDrawing" xmlns:w10="urn:schemas-microsoft-com:office:word" xmlns:w="http://schemas.openxmlformats.org/wordprocessingml/2006/main" xmlns:w14="http://schemas.microsoft.com/office/word/2010/wordml" xmlns:w15="http://schemas.microsoft.com/office/word/2012/wordml" xmlns:w16cex="http://schemas.microsoft.com/office/word/2018/wordml/cex" xmlns:w16cid="http://schemas.microsoft.com/office/word/2016/wordml/cid" xmlns:w16="http://schemas.microsoft.com/office/word/2018/wordml" xmlns:w16du="http://schemas.microsoft.com/office/word/2023/wordml/word16du" xmlns:w16sdtdh="http://schemas.microsoft.com/office/word/2020/wordml/sdtdatahash" xmlns:w16sdtfl="http://schemas.microsoft.com/office/word/2024/wordml/sdtformatlock" xmlns:w16se="http://schemas.microsoft.com/office/word/2015/wordml/symex" xmlns:wpg="http://schemas.microsoft.com/office/word/2010/wordprocessingGroup" xmlns:wpi="http://schemas.microsoft.com/office/word/2010/wordprocessingInk" xmlns:wne="http://schemas.microsoft.com/office/word/2006/wordml" xmlns:wps="http://schemas.microsoft.com/office/word/2010/wordprocessingShape" mc:Ignorable="w14 w15 w16se w16cid w16 w16cex w16sdtdh w16sdtfl w16du wp14">
   <w:sdt>
     <w:sdtPr>
       <w:id w:val="-1550759938"/>
@@ -4106,7 +4490,7 @@
 </file>
 
 <file path=word/footer4.xml><?xml version="1.0" encoding="utf-8"?>
-<w:ftr xmlns:wpc="http://schemas.microsoft.com/office/word/2010/wordprocessingCanvas" xmlns:cx="http://schemas.microsoft.com/office/drawing/2014/chartex" xmlns:cx1="http://schemas.microsoft.com/office/drawing/2015/9/8/chartex" xmlns:cx2="http://schemas.microsoft.com/office/drawing/2015/10/21/chartex" xmlns:cx3="http://schemas.microsoft.com/office/drawing/2016/5/9/chartex" xmlns:cx4="http://schemas.microsoft.com/office/drawing/2016/5/10/chartex" xmlns:cx5="http://schemas.microsoft.com/office/drawing/2016/5/11/chartex" xmlns:cx6="http://schemas.microsoft.com/office/drawing/2016/5/12/chartex" xmlns:cx7="http://schemas.microsoft.com/office/drawing/2016/5/13/chartex" xmlns:cx8="http://schemas.microsoft.com/office/drawing/2016/5/14/chartex" xmlns:mc="http://schemas.openxmlformats.org/markup-compatibility/2006" xmlns:aink="http://schemas.microsoft.com/office/drawing/2016/ink" xmlns:am3d="http://schemas.microsoft.com/office/drawing/2017/model3d" xmlns:o="urn:schemas-microsoft-com:office:office" xmlns:oel="http://schemas.microsoft.com/office/2019/extlst" xmlns:r="http://schemas.openxmlformats.org/officeDocument/2006/relationships" xmlns:m="http://schemas.openxmlformats.org/officeDocument/2006/math" xmlns:v="urn:schemas-microsoft-com:vml" xmlns:wp14="http://schemas.microsoft.com/office/word/2010/wordprocessingDrawing" xmlns:wp="http://schemas.openxmlformats.org/drawingml/2006/wordprocessingDrawing" xmlns:w10="urn:schemas-microsoft-com:office:word" xmlns:w="http://schemas.openxmlformats.org/wordprocessingml/2006/main" xmlns:w14="http://schemas.microsoft.com/office/word/2010/wordml" xmlns:w15="http://schemas.microsoft.com/office/word/2012/wordml" xmlns:w16cex="http://schemas.microsoft.com/office/word/2018/wordml/cex" xmlns:w16cid="http://schemas.microsoft.com/office/word/2016/wordml/cid" xmlns:w16="http://schemas.microsoft.com/office/word/2018/wordml" xmlns:w16du="http://schemas.microsoft.com/office/word/2023/wordml/word16du" xmlns:w16sdtdh="http://schemas.microsoft.com/office/word/2020/wordml/sdtdatahash" xmlns:w16se="http://schemas.microsoft.com/office/word/2015/wordml/symex" xmlns:wpg="http://schemas.microsoft.com/office/word/2010/wordprocessingGroup" xmlns:wpi="http://schemas.microsoft.com/office/word/2010/wordprocessingInk" xmlns:wne="http://schemas.microsoft.com/office/word/2006/wordml" xmlns:wps="http://schemas.microsoft.com/office/word/2010/wordprocessingShape" mc:Ignorable="w14 w15 w16se w16cid w16 w16cex w16sdtdh w16du wp14">
+<w:ftr xmlns:wpc="http://schemas.microsoft.com/office/word/2010/wordprocessingCanvas" xmlns:cx="http://schemas.microsoft.com/office/drawing/2014/chartex" xmlns:cx1="http://schemas.microsoft.com/office/drawing/2015/9/8/chartex" xmlns:cx2="http://schemas.microsoft.com/office/drawing/2015/10/21/chartex" xmlns:cx3="http://schemas.microsoft.com/office/drawing/2016/5/9/chartex" xmlns:cx4="http://schemas.microsoft.com/office/drawing/2016/5/10/chartex" xmlns:cx5="http://schemas.microsoft.com/office/drawing/2016/5/11/chartex" xmlns:cx6="http://schemas.microsoft.com/office/drawing/2016/5/12/chartex" xmlns:cx7="http://schemas.microsoft.com/office/drawing/2016/5/13/chartex" xmlns:cx8="http://schemas.microsoft.com/office/drawing/2016/5/14/chartex" xmlns:mc="http://schemas.openxmlformats.org/markup-compatibility/2006" xmlns:aink="http://schemas.microsoft.com/office/drawing/2016/ink" xmlns:am3d="http://schemas.microsoft.com/office/drawing/2017/model3d" xmlns:o="urn:schemas-microsoft-com:office:office" xmlns:oel="http://schemas.microsoft.com/office/2019/extlst" xmlns:r="http://schemas.openxmlformats.org/officeDocument/2006/relationships" xmlns:m="http://schemas.openxmlformats.org/officeDocument/2006/math" xmlns:v="urn:schemas-microsoft-com:vml" xmlns:wp14="http://schemas.microsoft.com/office/word/2010/wordprocessingDrawing" xmlns:wp="http://schemas.openxmlformats.org/drawingml/2006/wordprocessingDrawing" xmlns:w10="urn:schemas-microsoft-com:office:word" xmlns:w="http://schemas.openxmlformats.org/wordprocessingml/2006/main" xmlns:w14="http://schemas.microsoft.com/office/word/2010/wordml" xmlns:w15="http://schemas.microsoft.com/office/word/2012/wordml" xmlns:w16cex="http://schemas.microsoft.com/office/word/2018/wordml/cex" xmlns:w16cid="http://schemas.microsoft.com/office/word/2016/wordml/cid" xmlns:w16="http://schemas.microsoft.com/office/word/2018/wordml" xmlns:w16du="http://schemas.microsoft.com/office/word/2023/wordml/word16du" xmlns:w16sdtdh="http://schemas.microsoft.com/office/word/2020/wordml/sdtdatahash" xmlns:w16sdtfl="http://schemas.microsoft.com/office/word/2024/wordml/sdtformatlock" xmlns:w16se="http://schemas.microsoft.com/office/word/2015/wordml/symex" xmlns:wpg="http://schemas.microsoft.com/office/word/2010/wordprocessingGroup" xmlns:wpi="http://schemas.microsoft.com/office/word/2010/wordprocessingInk" xmlns:wne="http://schemas.microsoft.com/office/word/2006/wordml" xmlns:wps="http://schemas.microsoft.com/office/word/2010/wordprocessingShape" mc:Ignorable="w14 w15 w16se w16cid w16 w16cex w16sdtdh w16sdtfl w16du wp14">
   <w:sdt>
     <w:sdtPr>
       <w:id w:val="-1376762397"/>
@@ -4148,7 +4532,7 @@
 </file>
 
 <file path=word/footnotes.xml><?xml version="1.0" encoding="utf-8"?>
-<w:footnotes xmlns:wpc="http://schemas.microsoft.com/office/word/2010/wordprocessingCanvas" xmlns:cx="http://schemas.microsoft.com/office/drawing/2014/chartex" xmlns:cx1="http://schemas.microsoft.com/office/drawing/2015/9/8/chartex" xmlns:cx2="http://schemas.microsoft.com/office/drawing/2015/10/21/chartex" xmlns:cx3="http://schemas.microsoft.com/office/drawing/2016/5/9/chartex" xmlns:cx4="http://schemas.microsoft.com/office/drawing/2016/5/10/chartex" xmlns:cx5="http://schemas.microsoft.com/office/drawing/2016/5/11/chartex" xmlns:cx6="http://schemas.microsoft.com/office/drawing/2016/5/12/chartex" xmlns:cx7="http://schemas.microsoft.com/office/drawing/2016/5/13/chartex" xmlns:cx8="http://schemas.microsoft.com/office/drawing/2016/5/14/chartex" xmlns:mc="http://schemas.openxmlformats.org/markup-compatibility/2006" xmlns:aink="http://schemas.microsoft.com/office/drawing/2016/ink" xmlns:am3d="http://schemas.microsoft.com/office/drawing/2017/model3d" xmlns:o="urn:schemas-microsoft-com:office:office" xmlns:oel="http://schemas.microsoft.com/office/2019/extlst" xmlns:r="http://schemas.openxmlformats.org/officeDocument/2006/relationships" xmlns:m="http://schemas.openxmlformats.org/officeDocument/2006/math" xmlns:v="urn:schemas-microsoft-com:vml" xmlns:wp14="http://schemas.microsoft.com/office/word/2010/wordprocessingDrawing" xmlns:wp="http://schemas.openxmlformats.org/drawingml/2006/wordprocessingDrawing" xmlns:w10="urn:schemas-microsoft-com:office:word" xmlns:w="http://schemas.openxmlformats.org/wordprocessingml/2006/main" xmlns:w14="http://schemas.microsoft.com/office/word/2010/wordml" xmlns:w15="http://schemas.microsoft.com/office/word/2012/wordml" xmlns:w16cex="http://schemas.microsoft.com/office/word/2018/wordml/cex" xmlns:w16cid="http://schemas.microsoft.com/office/word/2016/wordml/cid" xmlns:w16="http://schemas.microsoft.com/office/word/2018/wordml" xmlns:w16du="http://schemas.microsoft.com/office/word/2023/wordml/word16du" xmlns:w16sdtdh="http://schemas.microsoft.com/office/word/2020/wordml/sdtdatahash" xmlns:w16se="http://schemas.microsoft.com/office/word/2015/wordml/symex" xmlns:wpg="http://schemas.microsoft.com/office/word/2010/wordprocessingGroup" xmlns:wpi="http://schemas.microsoft.com/office/word/2010/wordprocessingInk" xmlns:wne="http://schemas.microsoft.com/office/word/2006/wordml" xmlns:wps="http://schemas.microsoft.com/office/word/2010/wordprocessingShape" mc:Ignorable="w14 w15 w16se w16cid w16 w16cex w16sdtdh w16du wp14">
+<w:footnotes xmlns:wpc="http://schemas.microsoft.com/office/word/2010/wordprocessingCanvas" xmlns:cx="http://schemas.microsoft.com/office/drawing/2014/chartex" xmlns:cx1="http://schemas.microsoft.com/office/drawing/2015/9/8/chartex" xmlns:cx2="http://schemas.microsoft.com/office/drawing/2015/10/21/chartex" xmlns:cx3="http://schemas.microsoft.com/office/drawing/2016/5/9/chartex" xmlns:cx4="http://schemas.microsoft.com/office/drawing/2016/5/10/chartex" xmlns:cx5="http://schemas.microsoft.com/office/drawing/2016/5/11/chartex" xmlns:cx6="http://schemas.microsoft.com/office/drawing/2016/5/12/chartex" xmlns:cx7="http://schemas.microsoft.com/office/drawing/2016/5/13/chartex" xmlns:cx8="http://schemas.microsoft.com/office/drawing/2016/5/14/chartex" xmlns:mc="http://schemas.openxmlformats.org/markup-compatibility/2006" xmlns:aink="http://schemas.microsoft.com/office/drawing/2016/ink" xmlns:am3d="http://schemas.microsoft.com/office/drawing/2017/model3d" xmlns:o="urn:schemas-microsoft-com:office:office" xmlns:oel="http://schemas.microsoft.com/office/2019/extlst" xmlns:r="http://schemas.openxmlformats.org/officeDocument/2006/relationships" xmlns:m="http://schemas.openxmlformats.org/officeDocument/2006/math" xmlns:v="urn:schemas-microsoft-com:vml" xmlns:wp14="http://schemas.microsoft.com/office/word/2010/wordprocessingDrawing" xmlns:wp="http://schemas.openxmlformats.org/drawingml/2006/wordprocessingDrawing" xmlns:w10="urn:schemas-microsoft-com:office:word" xmlns:w="http://schemas.openxmlformats.org/wordprocessingml/2006/main" xmlns:w14="http://schemas.microsoft.com/office/word/2010/wordml" xmlns:w15="http://schemas.microsoft.com/office/word/2012/wordml" xmlns:w16cex="http://schemas.microsoft.com/office/word/2018/wordml/cex" xmlns:w16cid="http://schemas.microsoft.com/office/word/2016/wordml/cid" xmlns:w16="http://schemas.microsoft.com/office/word/2018/wordml" xmlns:w16du="http://schemas.microsoft.com/office/word/2023/wordml/word16du" xmlns:w16sdtdh="http://schemas.microsoft.com/office/word/2020/wordml/sdtdatahash" xmlns:w16sdtfl="http://schemas.microsoft.com/office/word/2024/wordml/sdtformatlock" xmlns:w16se="http://schemas.microsoft.com/office/word/2015/wordml/symex" xmlns:wpg="http://schemas.microsoft.com/office/word/2010/wordprocessingGroup" xmlns:wpi="http://schemas.microsoft.com/office/word/2010/wordprocessingInk" xmlns:wne="http://schemas.microsoft.com/office/word/2006/wordml" xmlns:wps="http://schemas.microsoft.com/office/word/2010/wordprocessingShape" mc:Ignorable="w14 w15 w16se w16cid w16 w16cex w16sdtdh w16sdtfl w16du wp14">
   <w:footnote w:type="separator" w:id="-1">
     <w:p>
       <w:pPr>
@@ -4180,7 +4564,7 @@
 </file>
 
 <file path=word/numbering.xml><?xml version="1.0" encoding="utf-8"?>
-<w:numbering xmlns:wpc="http://schemas.microsoft.com/office/word/2010/wordprocessingCanvas" xmlns:cx="http://schemas.microsoft.com/office/drawing/2014/chartex" xmlns:cx1="http://schemas.microsoft.com/office/drawing/2015/9/8/chartex" xmlns:cx2="http://schemas.microsoft.com/office/drawing/2015/10/21/chartex" xmlns:cx3="http://schemas.microsoft.com/office/drawing/2016/5/9/chartex" xmlns:cx4="http://schemas.microsoft.com/office/drawing/2016/5/10/chartex" xmlns:cx5="http://schemas.microsoft.com/office/drawing/2016/5/11/chartex" xmlns:cx6="http://schemas.microsoft.com/office/drawing/2016/5/12/chartex" xmlns:cx7="http://schemas.microsoft.com/office/drawing/2016/5/13/chartex" xmlns:cx8="http://schemas.microsoft.com/office/drawing/2016/5/14/chartex" xmlns:mc="http://schemas.openxmlformats.org/markup-compatibility/2006" xmlns:aink="http://schemas.microsoft.com/office/drawing/2016/ink" xmlns:am3d="http://schemas.microsoft.com/office/drawing/2017/model3d" xmlns:o="urn:schemas-microsoft-com:office:office" xmlns:oel="http://schemas.microsoft.com/office/2019/extlst" xmlns:r="http://schemas.openxmlformats.org/officeDocument/2006/relationships" xmlns:m="http://schemas.openxmlformats.org/officeDocument/2006/math" xmlns:v="urn:schemas-microsoft-com:vml" xmlns:wp14="http://schemas.microsoft.com/office/word/2010/wordprocessingDrawing" xmlns:wp="http://schemas.openxmlformats.org/drawingml/2006/wordprocessingDrawing" xmlns:w10="urn:schemas-microsoft-com:office:word" xmlns:w="http://schemas.openxmlformats.org/wordprocessingml/2006/main" xmlns:w14="http://schemas.microsoft.com/office/word/2010/wordml" xmlns:w15="http://schemas.microsoft.com/office/word/2012/wordml" xmlns:w16cex="http://schemas.microsoft.com/office/word/2018/wordml/cex" xmlns:w16cid="http://schemas.microsoft.com/office/word/2016/wordml/cid" xmlns:w16="http://schemas.microsoft.com/office/word/2018/wordml" xmlns:w16du="http://schemas.microsoft.com/office/word/2023/wordml/word16du" xmlns:w16sdtdh="http://schemas.microsoft.com/office/word/2020/wordml/sdtdatahash" xmlns:w16se="http://schemas.microsoft.com/office/word/2015/wordml/symex" xmlns:wpg="http://schemas.microsoft.com/office/word/2010/wordprocessingGroup" xmlns:wpi="http://schemas.microsoft.com/office/word/2010/wordprocessingInk" xmlns:wne="http://schemas.microsoft.com/office/word/2006/wordml" xmlns:wps="http://schemas.microsoft.com/office/word/2010/wordprocessingShape" mc:Ignorable="w14 w15 w16se w16cid w16 w16cex w16sdtdh w16du wp14">
+<w:numbering xmlns:wpc="http://schemas.microsoft.com/office/word/2010/wordprocessingCanvas" xmlns:cx="http://schemas.microsoft.com/office/drawing/2014/chartex" xmlns:cx1="http://schemas.microsoft.com/office/drawing/2015/9/8/chartex" xmlns:cx2="http://schemas.microsoft.com/office/drawing/2015/10/21/chartex" xmlns:cx3="http://schemas.microsoft.com/office/drawing/2016/5/9/chartex" xmlns:cx4="http://schemas.microsoft.com/office/drawing/2016/5/10/chartex" xmlns:cx5="http://schemas.microsoft.com/office/drawing/2016/5/11/chartex" xmlns:cx6="http://schemas.microsoft.com/office/drawing/2016/5/12/chartex" xmlns:cx7="http://schemas.microsoft.com/office/drawing/2016/5/13/chartex" xmlns:cx8="http://schemas.microsoft.com/office/drawing/2016/5/14/chartex" xmlns:mc="http://schemas.openxmlformats.org/markup-compatibility/2006" xmlns:aink="http://schemas.microsoft.com/office/drawing/2016/ink" xmlns:am3d="http://schemas.microsoft.com/office/drawing/2017/model3d" xmlns:o="urn:schemas-microsoft-com:office:office" xmlns:oel="http://schemas.microsoft.com/office/2019/extlst" xmlns:r="http://schemas.openxmlformats.org/officeDocument/2006/relationships" xmlns:m="http://schemas.openxmlformats.org/officeDocument/2006/math" xmlns:v="urn:schemas-microsoft-com:vml" xmlns:wp14="http://schemas.microsoft.com/office/word/2010/wordprocessingDrawing" xmlns:wp="http://schemas.openxmlformats.org/drawingml/2006/wordprocessingDrawing" xmlns:w10="urn:schemas-microsoft-com:office:word" xmlns:w="http://schemas.openxmlformats.org/wordprocessingml/2006/main" xmlns:w14="http://schemas.microsoft.com/office/word/2010/wordml" xmlns:w15="http://schemas.microsoft.com/office/word/2012/wordml" xmlns:w16cex="http://schemas.microsoft.com/office/word/2018/wordml/cex" xmlns:w16cid="http://schemas.microsoft.com/office/word/2016/wordml/cid" xmlns:w16="http://schemas.microsoft.com/office/word/2018/wordml" xmlns:w16du="http://schemas.microsoft.com/office/word/2023/wordml/word16du" xmlns:w16sdtdh="http://schemas.microsoft.com/office/word/2020/wordml/sdtdatahash" xmlns:w16sdtfl="http://schemas.microsoft.com/office/word/2024/wordml/sdtformatlock" xmlns:w16se="http://schemas.microsoft.com/office/word/2015/wordml/symex" xmlns:wpg="http://schemas.microsoft.com/office/word/2010/wordprocessingGroup" xmlns:wpi="http://schemas.microsoft.com/office/word/2010/wordprocessingInk" xmlns:wne="http://schemas.microsoft.com/office/word/2006/wordml" xmlns:wps="http://schemas.microsoft.com/office/word/2010/wordprocessingShape" mc:Ignorable="w14 w15 w16se w16cid w16 w16cex w16sdtdh w16sdtfl w16du wp14">
   <w:abstractNum w:abstractNumId="0" w15:restartNumberingAfterBreak="0">
     <w:nsid w:val="FFFFFF80"/>
     <w:multiLevelType w:val="singleLevel"/>
@@ -4353,6 +4737,155 @@
     </w:lvl>
   </w:abstractNum>
   <w:abstractNum w:abstractNumId="5" w15:restartNumberingAfterBreak="0">
+    <w:nsid w:val="06A5270B"/>
+    <w:multiLevelType w:val="multilevel"/>
+    <w:tmpl w:val="143A7BAA"/>
+    <w:lvl w:ilvl="0">
+      <w:start w:val="1"/>
+      <w:numFmt w:val="bullet"/>
+      <w:lvlText w:val=""/>
+      <w:lvlJc w:val="left"/>
+      <w:pPr>
+        <w:tabs>
+          <w:tab w:val="num" w:pos="720"/>
+        </w:tabs>
+        <w:ind w:left="720" w:hanging="360"/>
+      </w:pPr>
+      <w:rPr>
+        <w:rFonts w:ascii="Symbol" w:hAnsi="Symbol" w:hint="default"/>
+        <w:sz w:val="20"/>
+      </w:rPr>
+    </w:lvl>
+    <w:lvl w:ilvl="1" w:tentative="1">
+      <w:start w:val="1"/>
+      <w:numFmt w:val="bullet"/>
+      <w:lvlText w:val="o"/>
+      <w:lvlJc w:val="left"/>
+      <w:pPr>
+        <w:tabs>
+          <w:tab w:val="num" w:pos="1440"/>
+        </w:tabs>
+        <w:ind w:left="1440" w:hanging="360"/>
+      </w:pPr>
+      <w:rPr>
+        <w:rFonts w:ascii="Courier New" w:hAnsi="Courier New" w:hint="default"/>
+        <w:sz w:val="20"/>
+      </w:rPr>
+    </w:lvl>
+    <w:lvl w:ilvl="2" w:tentative="1">
+      <w:start w:val="1"/>
+      <w:numFmt w:val="bullet"/>
+      <w:lvlText w:val=""/>
+      <w:lvlJc w:val="left"/>
+      <w:pPr>
+        <w:tabs>
+          <w:tab w:val="num" w:pos="2160"/>
+        </w:tabs>
+        <w:ind w:left="2160" w:hanging="360"/>
+      </w:pPr>
+      <w:rPr>
+        <w:rFonts w:ascii="Wingdings" w:hAnsi="Wingdings" w:hint="default"/>
+        <w:sz w:val="20"/>
+      </w:rPr>
+    </w:lvl>
+    <w:lvl w:ilvl="3" w:tentative="1">
+      <w:start w:val="1"/>
+      <w:numFmt w:val="bullet"/>
+      <w:lvlText w:val=""/>
+      <w:lvlJc w:val="left"/>
+      <w:pPr>
+        <w:tabs>
+          <w:tab w:val="num" w:pos="2880"/>
+        </w:tabs>
+        <w:ind w:left="2880" w:hanging="360"/>
+      </w:pPr>
+      <w:rPr>
+        <w:rFonts w:ascii="Wingdings" w:hAnsi="Wingdings" w:hint="default"/>
+        <w:sz w:val="20"/>
+      </w:rPr>
+    </w:lvl>
+    <w:lvl w:ilvl="4" w:tentative="1">
+      <w:start w:val="1"/>
+      <w:numFmt w:val="bullet"/>
+      <w:lvlText w:val=""/>
+      <w:lvlJc w:val="left"/>
+      <w:pPr>
+        <w:tabs>
+          <w:tab w:val="num" w:pos="3600"/>
+        </w:tabs>
+        <w:ind w:left="3600" w:hanging="360"/>
+      </w:pPr>
+      <w:rPr>
+        <w:rFonts w:ascii="Wingdings" w:hAnsi="Wingdings" w:hint="default"/>
+        <w:sz w:val="20"/>
+      </w:rPr>
+    </w:lvl>
+    <w:lvl w:ilvl="5" w:tentative="1">
+      <w:start w:val="1"/>
+      <w:numFmt w:val="bullet"/>
+      <w:lvlText w:val=""/>
+      <w:lvlJc w:val="left"/>
+      <w:pPr>
+        <w:tabs>
+          <w:tab w:val="num" w:pos="4320"/>
+        </w:tabs>
+        <w:ind w:left="4320" w:hanging="360"/>
+      </w:pPr>
+      <w:rPr>
+        <w:rFonts w:ascii="Wingdings" w:hAnsi="Wingdings" w:hint="default"/>
+        <w:sz w:val="20"/>
+      </w:rPr>
+    </w:lvl>
+    <w:lvl w:ilvl="6" w:tentative="1">
+      <w:start w:val="1"/>
+      <w:numFmt w:val="bullet"/>
+      <w:lvlText w:val=""/>
+      <w:lvlJc w:val="left"/>
+      <w:pPr>
+        <w:tabs>
+          <w:tab w:val="num" w:pos="5040"/>
+        </w:tabs>
+        <w:ind w:left="5040" w:hanging="360"/>
+      </w:pPr>
+      <w:rPr>
+        <w:rFonts w:ascii="Wingdings" w:hAnsi="Wingdings" w:hint="default"/>
+        <w:sz w:val="20"/>
+      </w:rPr>
+    </w:lvl>
+    <w:lvl w:ilvl="7" w:tentative="1">
+      <w:start w:val="1"/>
+      <w:numFmt w:val="bullet"/>
+      <w:lvlText w:val=""/>
+      <w:lvlJc w:val="left"/>
+      <w:pPr>
+        <w:tabs>
+          <w:tab w:val="num" w:pos="5760"/>
+        </w:tabs>
+        <w:ind w:left="5760" w:hanging="360"/>
+      </w:pPr>
+      <w:rPr>
+        <w:rFonts w:ascii="Wingdings" w:hAnsi="Wingdings" w:hint="default"/>
+        <w:sz w:val="20"/>
+      </w:rPr>
+    </w:lvl>
+    <w:lvl w:ilvl="8" w:tentative="1">
+      <w:start w:val="1"/>
+      <w:numFmt w:val="bullet"/>
+      <w:lvlText w:val=""/>
+      <w:lvlJc w:val="left"/>
+      <w:pPr>
+        <w:tabs>
+          <w:tab w:val="num" w:pos="6480"/>
+        </w:tabs>
+        <w:ind w:left="6480" w:hanging="360"/>
+      </w:pPr>
+      <w:rPr>
+        <w:rFonts w:ascii="Wingdings" w:hAnsi="Wingdings" w:hint="default"/>
+        <w:sz w:val="20"/>
+      </w:rPr>
+    </w:lvl>
+  </w:abstractNum>
+  <w:abstractNum w:abstractNumId="6" w15:restartNumberingAfterBreak="0">
     <w:nsid w:val="0EF031EB"/>
     <w:multiLevelType w:val="hybridMultilevel"/>
     <w:tmpl w:val="349225D6"/>
@@ -4438,7 +4971,7 @@
       </w:pPr>
     </w:lvl>
   </w:abstractNum>
-  <w:abstractNum w:abstractNumId="6" w15:restartNumberingAfterBreak="0">
+  <w:abstractNum w:abstractNumId="7" w15:restartNumberingAfterBreak="0">
     <w:nsid w:val="23C87462"/>
     <w:multiLevelType w:val="multilevel"/>
     <w:tmpl w:val="04070025"/>
@@ -4533,7 +5066,7 @@
       </w:pPr>
     </w:lvl>
   </w:abstractNum>
-  <w:abstractNum w:abstractNumId="7" w15:restartNumberingAfterBreak="0">
+  <w:abstractNum w:abstractNumId="8" w15:restartNumberingAfterBreak="0">
     <w:nsid w:val="23F777BC"/>
     <w:multiLevelType w:val="multilevel"/>
     <w:tmpl w:val="EB94495A"/>
@@ -4619,7 +5152,7 @@
       </w:pPr>
     </w:lvl>
   </w:abstractNum>
-  <w:abstractNum w:abstractNumId="8" w15:restartNumberingAfterBreak="0">
+  <w:abstractNum w:abstractNumId="9" w15:restartNumberingAfterBreak="0">
     <w:nsid w:val="40C915AB"/>
     <w:multiLevelType w:val="multilevel"/>
     <w:tmpl w:val="6EDC52E6"/>
@@ -4705,7 +5238,7 @@
       </w:pPr>
     </w:lvl>
   </w:abstractNum>
-  <w:abstractNum w:abstractNumId="9" w15:restartNumberingAfterBreak="0">
+  <w:abstractNum w:abstractNumId="10" w15:restartNumberingAfterBreak="0">
     <w:nsid w:val="47BC4D17"/>
     <w:multiLevelType w:val="multilevel"/>
     <w:tmpl w:val="0407001F"/>
@@ -4791,7 +5324,7 @@
       </w:pPr>
     </w:lvl>
   </w:abstractNum>
-  <w:abstractNum w:abstractNumId="10" w15:restartNumberingAfterBreak="0">
+  <w:abstractNum w:abstractNumId="11" w15:restartNumberingAfterBreak="0">
     <w:nsid w:val="4C326FB6"/>
     <w:multiLevelType w:val="hybridMultilevel"/>
     <w:tmpl w:val="FC8E9BC4"/>
@@ -4903,7 +5436,7 @@
       </w:rPr>
     </w:lvl>
   </w:abstractNum>
-  <w:abstractNum w:abstractNumId="11" w15:restartNumberingAfterBreak="0">
+  <w:abstractNum w:abstractNumId="12" w15:restartNumberingAfterBreak="0">
     <w:nsid w:val="4C983A2B"/>
     <w:multiLevelType w:val="hybridMultilevel"/>
     <w:tmpl w:val="F858CA1A"/>
@@ -4989,7 +5522,124 @@
       </w:pPr>
     </w:lvl>
   </w:abstractNum>
-  <w:abstractNum w:abstractNumId="12" w15:restartNumberingAfterBreak="0">
+  <w:abstractNum w:abstractNumId="13" w15:restartNumberingAfterBreak="0">
+    <w:nsid w:val="4D370522"/>
+    <w:multiLevelType w:val="multilevel"/>
+    <w:tmpl w:val="4A5AB4D4"/>
+    <w:lvl w:ilvl="0">
+      <w:start w:val="1"/>
+      <w:numFmt w:val="decimal"/>
+      <w:lvlText w:val="%1."/>
+      <w:lvlJc w:val="left"/>
+      <w:pPr>
+        <w:tabs>
+          <w:tab w:val="num" w:pos="720"/>
+        </w:tabs>
+        <w:ind w:left="720" w:hanging="360"/>
+      </w:pPr>
+    </w:lvl>
+    <w:lvl w:ilvl="1">
+      <w:start w:val="1"/>
+      <w:numFmt w:val="bullet"/>
+      <w:lvlText w:val="o"/>
+      <w:lvlJc w:val="left"/>
+      <w:pPr>
+        <w:tabs>
+          <w:tab w:val="num" w:pos="1440"/>
+        </w:tabs>
+        <w:ind w:left="1440" w:hanging="360"/>
+      </w:pPr>
+      <w:rPr>
+        <w:rFonts w:ascii="Courier New" w:hAnsi="Courier New" w:hint="default"/>
+        <w:sz w:val="20"/>
+      </w:rPr>
+    </w:lvl>
+    <w:lvl w:ilvl="2" w:tentative="1">
+      <w:start w:val="1"/>
+      <w:numFmt w:val="decimal"/>
+      <w:lvlText w:val="%3."/>
+      <w:lvlJc w:val="left"/>
+      <w:pPr>
+        <w:tabs>
+          <w:tab w:val="num" w:pos="2160"/>
+        </w:tabs>
+        <w:ind w:left="2160" w:hanging="360"/>
+      </w:pPr>
+    </w:lvl>
+    <w:lvl w:ilvl="3" w:tentative="1">
+      <w:start w:val="1"/>
+      <w:numFmt w:val="decimal"/>
+      <w:lvlText w:val="%4."/>
+      <w:lvlJc w:val="left"/>
+      <w:pPr>
+        <w:tabs>
+          <w:tab w:val="num" w:pos="2880"/>
+        </w:tabs>
+        <w:ind w:left="2880" w:hanging="360"/>
+      </w:pPr>
+    </w:lvl>
+    <w:lvl w:ilvl="4" w:tentative="1">
+      <w:start w:val="1"/>
+      <w:numFmt w:val="decimal"/>
+      <w:lvlText w:val="%5."/>
+      <w:lvlJc w:val="left"/>
+      <w:pPr>
+        <w:tabs>
+          <w:tab w:val="num" w:pos="3600"/>
+        </w:tabs>
+        <w:ind w:left="3600" w:hanging="360"/>
+      </w:pPr>
+    </w:lvl>
+    <w:lvl w:ilvl="5" w:tentative="1">
+      <w:start w:val="1"/>
+      <w:numFmt w:val="decimal"/>
+      <w:lvlText w:val="%6."/>
+      <w:lvlJc w:val="left"/>
+      <w:pPr>
+        <w:tabs>
+          <w:tab w:val="num" w:pos="4320"/>
+        </w:tabs>
+        <w:ind w:left="4320" w:hanging="360"/>
+      </w:pPr>
+    </w:lvl>
+    <w:lvl w:ilvl="6" w:tentative="1">
+      <w:start w:val="1"/>
+      <w:numFmt w:val="decimal"/>
+      <w:lvlText w:val="%7."/>
+      <w:lvlJc w:val="left"/>
+      <w:pPr>
+        <w:tabs>
+          <w:tab w:val="num" w:pos="5040"/>
+        </w:tabs>
+        <w:ind w:left="5040" w:hanging="360"/>
+      </w:pPr>
+    </w:lvl>
+    <w:lvl w:ilvl="7" w:tentative="1">
+      <w:start w:val="1"/>
+      <w:numFmt w:val="decimal"/>
+      <w:lvlText w:val="%8."/>
+      <w:lvlJc w:val="left"/>
+      <w:pPr>
+        <w:tabs>
+          <w:tab w:val="num" w:pos="5760"/>
+        </w:tabs>
+        <w:ind w:left="5760" w:hanging="360"/>
+      </w:pPr>
+    </w:lvl>
+    <w:lvl w:ilvl="8" w:tentative="1">
+      <w:start w:val="1"/>
+      <w:numFmt w:val="decimal"/>
+      <w:lvlText w:val="%9."/>
+      <w:lvlJc w:val="left"/>
+      <w:pPr>
+        <w:tabs>
+          <w:tab w:val="num" w:pos="6480"/>
+        </w:tabs>
+        <w:ind w:left="6480" w:hanging="360"/>
+      </w:pPr>
+    </w:lvl>
+  </w:abstractNum>
+  <w:abstractNum w:abstractNumId="14" w15:restartNumberingAfterBreak="0">
     <w:nsid w:val="66AE7130"/>
     <w:multiLevelType w:val="multilevel"/>
     <w:tmpl w:val="3628FE58"/>
@@ -5072,6 +5722,123 @@
       <w:lvlJc w:val="left"/>
       <w:pPr>
         <w:ind w:left="1584" w:hanging="1584"/>
+      </w:pPr>
+    </w:lvl>
+  </w:abstractNum>
+  <w:abstractNum w:abstractNumId="15" w15:restartNumberingAfterBreak="0">
+    <w:nsid w:val="69FE7F78"/>
+    <w:multiLevelType w:val="multilevel"/>
+    <w:tmpl w:val="CE02B1C8"/>
+    <w:lvl w:ilvl="0">
+      <w:start w:val="1"/>
+      <w:numFmt w:val="decimal"/>
+      <w:lvlText w:val="%1."/>
+      <w:lvlJc w:val="left"/>
+      <w:pPr>
+        <w:tabs>
+          <w:tab w:val="num" w:pos="720"/>
+        </w:tabs>
+        <w:ind w:left="720" w:hanging="360"/>
+      </w:pPr>
+    </w:lvl>
+    <w:lvl w:ilvl="1">
+      <w:start w:val="1"/>
+      <w:numFmt w:val="bullet"/>
+      <w:lvlText w:val="o"/>
+      <w:lvlJc w:val="left"/>
+      <w:pPr>
+        <w:tabs>
+          <w:tab w:val="num" w:pos="1440"/>
+        </w:tabs>
+        <w:ind w:left="1440" w:hanging="360"/>
+      </w:pPr>
+      <w:rPr>
+        <w:rFonts w:ascii="Courier New" w:hAnsi="Courier New" w:hint="default"/>
+        <w:sz w:val="20"/>
+      </w:rPr>
+    </w:lvl>
+    <w:lvl w:ilvl="2" w:tentative="1">
+      <w:start w:val="1"/>
+      <w:numFmt w:val="decimal"/>
+      <w:lvlText w:val="%3."/>
+      <w:lvlJc w:val="left"/>
+      <w:pPr>
+        <w:tabs>
+          <w:tab w:val="num" w:pos="2160"/>
+        </w:tabs>
+        <w:ind w:left="2160" w:hanging="360"/>
+      </w:pPr>
+    </w:lvl>
+    <w:lvl w:ilvl="3" w:tentative="1">
+      <w:start w:val="1"/>
+      <w:numFmt w:val="decimal"/>
+      <w:lvlText w:val="%4."/>
+      <w:lvlJc w:val="left"/>
+      <w:pPr>
+        <w:tabs>
+          <w:tab w:val="num" w:pos="2880"/>
+        </w:tabs>
+        <w:ind w:left="2880" w:hanging="360"/>
+      </w:pPr>
+    </w:lvl>
+    <w:lvl w:ilvl="4" w:tentative="1">
+      <w:start w:val="1"/>
+      <w:numFmt w:val="decimal"/>
+      <w:lvlText w:val="%5."/>
+      <w:lvlJc w:val="left"/>
+      <w:pPr>
+        <w:tabs>
+          <w:tab w:val="num" w:pos="3600"/>
+        </w:tabs>
+        <w:ind w:left="3600" w:hanging="360"/>
+      </w:pPr>
+    </w:lvl>
+    <w:lvl w:ilvl="5" w:tentative="1">
+      <w:start w:val="1"/>
+      <w:numFmt w:val="decimal"/>
+      <w:lvlText w:val="%6."/>
+      <w:lvlJc w:val="left"/>
+      <w:pPr>
+        <w:tabs>
+          <w:tab w:val="num" w:pos="4320"/>
+        </w:tabs>
+        <w:ind w:left="4320" w:hanging="360"/>
+      </w:pPr>
+    </w:lvl>
+    <w:lvl w:ilvl="6" w:tentative="1">
+      <w:start w:val="1"/>
+      <w:numFmt w:val="decimal"/>
+      <w:lvlText w:val="%7."/>
+      <w:lvlJc w:val="left"/>
+      <w:pPr>
+        <w:tabs>
+          <w:tab w:val="num" w:pos="5040"/>
+        </w:tabs>
+        <w:ind w:left="5040" w:hanging="360"/>
+      </w:pPr>
+    </w:lvl>
+    <w:lvl w:ilvl="7" w:tentative="1">
+      <w:start w:val="1"/>
+      <w:numFmt w:val="decimal"/>
+      <w:lvlText w:val="%8."/>
+      <w:lvlJc w:val="left"/>
+      <w:pPr>
+        <w:tabs>
+          <w:tab w:val="num" w:pos="5760"/>
+        </w:tabs>
+        <w:ind w:left="5760" w:hanging="360"/>
+      </w:pPr>
+    </w:lvl>
+    <w:lvl w:ilvl="8" w:tentative="1">
+      <w:start w:val="1"/>
+      <w:numFmt w:val="decimal"/>
+      <w:lvlText w:val="%9."/>
+      <w:lvlJc w:val="left"/>
+      <w:pPr>
+        <w:tabs>
+          <w:tab w:val="num" w:pos="6480"/>
+        </w:tabs>
+        <w:ind w:left="6480" w:hanging="360"/>
       </w:pPr>
     </w:lvl>
   </w:abstractNum>
@@ -5079,25 +5846,25 @@
     <w:abstractNumId w:val="4"/>
   </w:num>
   <w:num w:numId="2" w16cid:durableId="1007832089">
-    <w:abstractNumId w:val="5"/>
+    <w:abstractNumId w:val="6"/>
   </w:num>
   <w:num w:numId="3" w16cid:durableId="1113282630">
+    <w:abstractNumId w:val="10"/>
+  </w:num>
+  <w:num w:numId="4" w16cid:durableId="1320768328">
     <w:abstractNumId w:val="9"/>
   </w:num>
-  <w:num w:numId="4" w16cid:durableId="1320768328">
+  <w:num w:numId="5" w16cid:durableId="1893736304">
     <w:abstractNumId w:val="8"/>
   </w:num>
-  <w:num w:numId="5" w16cid:durableId="1893736304">
-    <w:abstractNumId w:val="7"/>
-  </w:num>
   <w:num w:numId="6" w16cid:durableId="1952203342">
-    <w:abstractNumId w:val="12"/>
+    <w:abstractNumId w:val="14"/>
   </w:num>
   <w:num w:numId="7" w16cid:durableId="1865056029">
-    <w:abstractNumId w:val="10"/>
+    <w:abstractNumId w:val="11"/>
   </w:num>
   <w:num w:numId="8" w16cid:durableId="22899065">
-    <w:abstractNumId w:val="6"/>
+    <w:abstractNumId w:val="7"/>
   </w:num>
   <w:num w:numId="9" w16cid:durableId="366612153">
     <w:abstractNumId w:val="3"/>
@@ -5112,13 +5879,22 @@
     <w:abstractNumId w:val="0"/>
   </w:num>
   <w:num w:numId="13" w16cid:durableId="109858045">
-    <w:abstractNumId w:val="11"/>
+    <w:abstractNumId w:val="12"/>
+  </w:num>
+  <w:num w:numId="14" w16cid:durableId="1748847429">
+    <w:abstractNumId w:val="15"/>
+  </w:num>
+  <w:num w:numId="15" w16cid:durableId="1548569417">
+    <w:abstractNumId w:val="13"/>
+  </w:num>
+  <w:num w:numId="16" w16cid:durableId="1723165975">
+    <w:abstractNumId w:val="5"/>
   </w:num>
 </w:numbering>
 </file>
 
 <file path=word/styles.xml><?xml version="1.0" encoding="utf-8"?>
-<w:styles xmlns:mc="http://schemas.openxmlformats.org/markup-compatibility/2006" xmlns:r="http://schemas.openxmlformats.org/officeDocument/2006/relationships" xmlns:w="http://schemas.openxmlformats.org/wordprocessingml/2006/main" xmlns:w14="http://schemas.microsoft.com/office/word/2010/wordml" xmlns:w15="http://schemas.microsoft.com/office/word/2012/wordml" xmlns:w16cex="http://schemas.microsoft.com/office/word/2018/wordml/cex" xmlns:w16cid="http://schemas.microsoft.com/office/word/2016/wordml/cid" xmlns:w16="http://schemas.microsoft.com/office/word/2018/wordml" xmlns:w16du="http://schemas.microsoft.com/office/word/2023/wordml/word16du" xmlns:w16sdtdh="http://schemas.microsoft.com/office/word/2020/wordml/sdtdatahash" xmlns:w16se="http://schemas.microsoft.com/office/word/2015/wordml/symex" mc:Ignorable="w14 w15 w16se w16cid w16 w16cex w16sdtdh w16du">
+<w:styles xmlns:mc="http://schemas.openxmlformats.org/markup-compatibility/2006" xmlns:r="http://schemas.openxmlformats.org/officeDocument/2006/relationships" xmlns:w="http://schemas.openxmlformats.org/wordprocessingml/2006/main" xmlns:w14="http://schemas.microsoft.com/office/word/2010/wordml" xmlns:w15="http://schemas.microsoft.com/office/word/2012/wordml" xmlns:w16cex="http://schemas.microsoft.com/office/word/2018/wordml/cex" xmlns:w16cid="http://schemas.microsoft.com/office/word/2016/wordml/cid" xmlns:w16="http://schemas.microsoft.com/office/word/2018/wordml" xmlns:w16du="http://schemas.microsoft.com/office/word/2023/wordml/word16du" xmlns:w16sdtdh="http://schemas.microsoft.com/office/word/2020/wordml/sdtdatahash" xmlns:w16sdtfl="http://schemas.microsoft.com/office/word/2024/wordml/sdtformatlock" xmlns:w16se="http://schemas.microsoft.com/office/word/2015/wordml/symex" mc:Ignorable="w14 w15 w16se w16cid w16 w16cex w16sdtdh w16sdtfl w16du">
   <w:docDefaults>
     <w:rPrDefault>
       <w:rPr>
@@ -5773,7 +6549,6 @@
   <w:style w:type="character" w:default="1" w:styleId="Absatz-Standardschriftart">
     <w:name w:val="Default Paragraph Font"/>
     <w:uiPriority w:val="1"/>
-    <w:semiHidden/>
     <w:unhideWhenUsed/>
   </w:style>
   <w:style w:type="table" w:default="1" w:styleId="NormaleTabelle">
@@ -8456,15 +9231,52 @@
 </file>
 
 <file path=customXml/item1.xml><?xml version="1.0" encoding="utf-8"?>
-<?mso-contentType ?>
-<FormTemplates xmlns="http://schemas.microsoft.com/sharepoint/v3/contenttype/forms">
-  <Display>DocumentLibraryForm</Display>
-  <Edit>DocumentLibraryForm</Edit>
-  <New>DocumentLibraryForm</New>
-</FormTemplates>
+<b:Sources xmlns:b="http://schemas.openxmlformats.org/officeDocument/2006/bibliography" xmlns="http://schemas.openxmlformats.org/officeDocument/2006/bibliography" SelectedStyle="\IEEE2006OfficeOnline.xsl" StyleName="IEEE" Version="2006">
+  <b:Source>
+    <b:Tag>Ope24</b:Tag>
+    <b:SourceType>DocumentFromInternetSite</b:SourceType>
+    <b:Guid>{C0E4A0AF-A6B2-4375-96F8-6A7D9A5532FA}</b:Guid>
+    <b:Title>Open Source Computer Vision: OpenCV-Python Tutorials</b:Title>
+    <b:Year>2024</b:Year>
+    <b:Month>Dezember</b:Month>
+    <b:Day>02</b:Day>
+    <b:URL>https://docs.opencv.org/4.x/d6/d00/tutorial_py_root.html</b:URL>
+    <b:RefOrder>1</b:RefOrder>
+  </b:Source>
+  <b:Source>
+    <b:Tag>Pro24</b:Tag>
+    <b:SourceType>Book</b:SourceType>
+    <b:Guid>{D24BCC09-763A-4C77-BB9A-2EC5AE761F12}</b:Guid>
+    <b:Title>Computer and Robot Vision Skript</b:Title>
+    <b:Year>2024</b:Year>
+    <b:Author>
+      <b:Author>
+        <b:NameList>
+          <b:Person>
+            <b:Last>Prof. Dr. rer. nat. Maier</b:Last>
+            <b:First>Dieter </b:First>
+          </b:Person>
+        </b:NameList>
+      </b:Author>
+    </b:Author>
+    <b:City>Heilbronn</b:City>
+    <b:RefOrder>2</b:RefOrder>
+  </b:Source>
+</b:Sources>
 </file>
 
 <file path=customXml/item2.xml><?xml version="1.0" encoding="utf-8"?>
+<p:properties xmlns:p="http://schemas.microsoft.com/office/2006/metadata/properties" xmlns:xsi="http://www.w3.org/2001/XMLSchema-instance" xmlns:pc="http://schemas.microsoft.com/office/infopath/2007/PartnerControls">
+  <documentManagement>
+    <TaxCatchAll xmlns="e251b072-de84-4fee-b2e7-4d3e2474f5c4" xsi:nil="true"/>
+    <lcf76f155ced4ddcb4097134ff3c332f xmlns="836b1f19-46af-47af-acb5-4d7212fd4e44">
+      <Terms xmlns="http://schemas.microsoft.com/office/infopath/2007/PartnerControls"/>
+    </lcf76f155ced4ddcb4097134ff3c332f>
+  </documentManagement>
+</p:properties>
+</file>
+
+<file path=customXml/item3.xml><?xml version="1.0" encoding="utf-8"?>
 <ct:contentTypeSchema xmlns:ct="http://schemas.microsoft.com/office/2006/metadata/contentType" xmlns:ma="http://schemas.microsoft.com/office/2006/metadata/properties/metaAttributes" ct:_="" ma:_="" ma:contentTypeName="Dokument" ma:contentTypeID="0x010100676E221B2884634CB44D0AF0392FE558" ma:contentTypeVersion="11" ma:contentTypeDescription="Ein neues Dokument erstellen." ma:contentTypeScope="" ma:versionID="6d617d5413f3216d59193f3fc038381d">
   <xsd:schema xmlns:xsd="http://www.w3.org/2001/XMLSchema" xmlns:xs="http://www.w3.org/2001/XMLSchema" xmlns:p="http://schemas.microsoft.com/office/2006/metadata/properties" xmlns:ns2="836b1f19-46af-47af-acb5-4d7212fd4e44" xmlns:ns3="e251b072-de84-4fee-b2e7-4d3e2474f5c4" targetNamespace="http://schemas.microsoft.com/office/2006/metadata/properties" ma:root="true" ma:fieldsID="ea6eab65ff13a09539d7247ffee8660b" ns2:_="" ns3:_="">
     <xsd:import namespace="836b1f19-46af-47af-acb5-4d7212fd4e44"/>
@@ -8675,61 +9487,35 @@
 </ct:contentTypeSchema>
 </file>
 
-<file path=customXml/item3.xml><?xml version="1.0" encoding="utf-8"?>
-<b:Sources xmlns:b="http://schemas.openxmlformats.org/officeDocument/2006/bibliography" xmlns="http://schemas.openxmlformats.org/officeDocument/2006/bibliography" SelectedStyle="\IEEE2006OfficeOnline.xsl" StyleName="IEEE" Version="2006">
-  <b:Source>
-    <b:Tag>Ope24</b:Tag>
-    <b:SourceType>DocumentFromInternetSite</b:SourceType>
-    <b:Guid>{C0E4A0AF-A6B2-4375-96F8-6A7D9A5532FA}</b:Guid>
-    <b:Title>Open Source Computer Vision: OpenCV-Python Tutorials</b:Title>
-    <b:Year>2024</b:Year>
-    <b:Month>Dezember</b:Month>
-    <b:Day>02</b:Day>
-    <b:URL>https://docs.opencv.org/4.x/d6/d00/tutorial_py_root.html</b:URL>
-    <b:RefOrder>1</b:RefOrder>
-  </b:Source>
-  <b:Source>
-    <b:Tag>Pro24</b:Tag>
-    <b:SourceType>Book</b:SourceType>
-    <b:Guid>{D24BCC09-763A-4C77-BB9A-2EC5AE761F12}</b:Guid>
-    <b:Title>Computer and Robot Vision Skript</b:Title>
-    <b:Year>2024</b:Year>
-    <b:Author>
-      <b:Author>
-        <b:NameList>
-          <b:Person>
-            <b:Last>Prof. Dr. rer. nat. Maier</b:Last>
-            <b:First>Dieter </b:First>
-          </b:Person>
-        </b:NameList>
-      </b:Author>
-    </b:Author>
-    <b:City>Heilbronn</b:City>
-    <b:RefOrder>2</b:RefOrder>
-  </b:Source>
-</b:Sources>
-</file>
-
 <file path=customXml/item4.xml><?xml version="1.0" encoding="utf-8"?>
-<p:properties xmlns:p="http://schemas.microsoft.com/office/2006/metadata/properties" xmlns:xsi="http://www.w3.org/2001/XMLSchema-instance" xmlns:pc="http://schemas.microsoft.com/office/infopath/2007/PartnerControls">
-  <documentManagement>
-    <TaxCatchAll xmlns="e251b072-de84-4fee-b2e7-4d3e2474f5c4" xsi:nil="true"/>
-    <lcf76f155ced4ddcb4097134ff3c332f xmlns="836b1f19-46af-47af-acb5-4d7212fd4e44">
-      <Terms xmlns="http://schemas.microsoft.com/office/infopath/2007/PartnerControls"/>
-    </lcf76f155ced4ddcb4097134ff3c332f>
-  </documentManagement>
-</p:properties>
+<?mso-contentType ?>
+<FormTemplates xmlns="http://schemas.microsoft.com/sharepoint/v3/contenttype/forms">
+  <Display>DocumentLibraryForm</Display>
+  <Edit>DocumentLibraryForm</Edit>
+  <New>DocumentLibraryForm</New>
+</FormTemplates>
 </file>
 
 <file path=customXml/itemProps1.xml><?xml version="1.0" encoding="utf-8"?>
-<ds:datastoreItem xmlns:ds="http://schemas.openxmlformats.org/officeDocument/2006/customXml" ds:itemID="{42E09C9A-7ECB-4052-A38A-B1BA09FED6D1}">
+<ds:datastoreItem xmlns:ds="http://schemas.openxmlformats.org/officeDocument/2006/customXml" ds:itemID="{7C04AE6C-1160-43EB-AACF-3B2EFBD268E6}">
   <ds:schemaRefs>
-    <ds:schemaRef ds:uri="http://schemas.microsoft.com/sharepoint/v3/contenttype/forms"/>
+    <ds:schemaRef ds:uri="http://schemas.openxmlformats.org/officeDocument/2006/bibliography"/>
   </ds:schemaRefs>
 </ds:datastoreItem>
 </file>
 
 <file path=customXml/itemProps2.xml><?xml version="1.0" encoding="utf-8"?>
+<ds:datastoreItem xmlns:ds="http://schemas.openxmlformats.org/officeDocument/2006/customXml" ds:itemID="{EA53E83B-1742-4E9A-9C8E-6E7CB99077E5}">
+  <ds:schemaRefs>
+    <ds:schemaRef ds:uri="http://schemas.microsoft.com/office/2006/metadata/properties"/>
+    <ds:schemaRef ds:uri="http://schemas.microsoft.com/office/infopath/2007/PartnerControls"/>
+    <ds:schemaRef ds:uri="e251b072-de84-4fee-b2e7-4d3e2474f5c4"/>
+    <ds:schemaRef ds:uri="836b1f19-46af-47af-acb5-4d7212fd4e44"/>
+  </ds:schemaRefs>
+</ds:datastoreItem>
+</file>
+
+<file path=customXml/itemProps3.xml><?xml version="1.0" encoding="utf-8"?>
 <ds:datastoreItem xmlns:ds="http://schemas.openxmlformats.org/officeDocument/2006/customXml" ds:itemID="{23464798-3E89-4756-9648-FDFB24AA841E}">
   <ds:schemaRefs>
     <ds:schemaRef ds:uri="http://schemas.microsoft.com/office/2006/metadata/contentType"/>
@@ -8748,21 +9534,10 @@
 </ds:datastoreItem>
 </file>
 
-<file path=customXml/itemProps3.xml><?xml version="1.0" encoding="utf-8"?>
-<ds:datastoreItem xmlns:ds="http://schemas.openxmlformats.org/officeDocument/2006/customXml" ds:itemID="{7C04AE6C-1160-43EB-AACF-3B2EFBD268E6}">
+<file path=customXml/itemProps4.xml><?xml version="1.0" encoding="utf-8"?>
+<ds:datastoreItem xmlns:ds="http://schemas.openxmlformats.org/officeDocument/2006/customXml" ds:itemID="{42E09C9A-7ECB-4052-A38A-B1BA09FED6D1}">
   <ds:schemaRefs>
-    <ds:schemaRef ds:uri="http://schemas.openxmlformats.org/officeDocument/2006/bibliography"/>
-  </ds:schemaRefs>
-</ds:datastoreItem>
-</file>
-
-<file path=customXml/itemProps4.xml><?xml version="1.0" encoding="utf-8"?>
-<ds:datastoreItem xmlns:ds="http://schemas.openxmlformats.org/officeDocument/2006/customXml" ds:itemID="{EA53E83B-1742-4E9A-9C8E-6E7CB99077E5}">
-  <ds:schemaRefs>
-    <ds:schemaRef ds:uri="http://schemas.microsoft.com/office/2006/metadata/properties"/>
-    <ds:schemaRef ds:uri="http://schemas.microsoft.com/office/infopath/2007/PartnerControls"/>
-    <ds:schemaRef ds:uri="e251b072-de84-4fee-b2e7-4d3e2474f5c4"/>
-    <ds:schemaRef ds:uri="836b1f19-46af-47af-acb5-4d7212fd4e44"/>
+    <ds:schemaRef ds:uri="http://schemas.microsoft.com/sharepoint/v3/contenttype/forms"/>
   </ds:schemaRefs>
 </ds:datastoreItem>
 </file>